--- a/arb/docx/018.content.docx
+++ b/arb/docx/018.content.docx
@@ -22,7 +22,7 @@
         <w:rPr>
           <w:lang w:val="ar_AE" w:bidi="ar_AE"/>
         </w:rPr>
-        <w:t>Resource: Tyndale Open Study Notes</w:t>
+        <w:t>Resource: Aquifer Open Study Notes (Profiles)</w:t>
       </w:r>
       <w:r>
         <w:rPr>
@@ -122,7 +122,7 @@
         <w:rPr>
           <w:lang w:val="ar_AE" w:bidi="ar_AE"/>
         </w:rPr>
-        <w:t>Tyndale Open Study Notes</w:t>
+        <w:t>Aquifer Open Study Notes (Profiles)</w:t>
       </w:r>
     </w:p>
     <w:p>

--- a/arb/docx/018.content.docx
+++ b/arb/docx/018.content.docx
@@ -9,6 +9,8 @@
       </w:pPr>
       <w:r>
         <w:rPr>
+          <w:rtl/>
+          <w:cs/>
           <w:lang w:val="ar_AE" w:bidi="ar_AE"/>
         </w:rPr>
       </w:r>
@@ -20,12 +22,16 @@
       </w:pPr>
       <w:r>
         <w:rPr>
+          <w:rtl/>
+          <w:cs/>
           <w:lang w:val="ar_AE" w:bidi="ar_AE"/>
         </w:rPr>
         <w:t>Resource: Aquifer Open Study Notes (Profiles)</w:t>
       </w:r>
       <w:r>
         <w:rPr>
+          <w:rtl/>
+          <w:cs/>
           <w:lang w:val="ar_AE" w:bidi="ar_AE"/>
         </w:rPr>
       </w:r>
@@ -36,12 +42,16 @@
       </w:pPr>
       <w:r>
         <w:rPr>
+          <w:rtl/>
+          <w:cs/>
           <w:lang w:val="ar_AE" w:bidi="ar_AE"/>
         </w:rPr>
       </w:r>
       <w:r>
         <w:rPr>
           <w:b/>
+          <w:rtl/>
+          <w:cs/>
           <w:lang w:val="ar_AE" w:bidi="ar_AE"/>
         </w:rPr>
         <w:t>Aquifer Open Study Notes (Profiles)</w:t>
@@ -53,35 +63,47 @@
       </w:pPr>
       <w:r>
         <w:rPr>
-          <w:lang w:val="ar_AE" w:bidi="ar_AE"/>
-        </w:rPr>
-      </w:r>
-      <w:r>
-        <w:rPr>
+          <w:rtl/>
+          <w:cs/>
+          <w:lang w:val="ar_AE" w:bidi="ar_AE"/>
+        </w:rPr>
+      </w:r>
+      <w:r>
+        <w:rPr>
+          <w:rtl/>
+          <w:cs/>
           <w:lang w:val="ar_AE" w:bidi="ar_AE"/>
         </w:rPr>
         <w:t xml:space="preserve">This work is an adaptation of </w:t>
       </w:r>
       <w:r>
         <w:rPr>
+          <w:rtl/>
+          <w:cs/>
           <w:lang w:val="ar_AE" w:bidi="ar_AE"/>
         </w:rPr>
         <w:t>Tyndale Open Study Notes</w:t>
       </w:r>
       <w:r>
         <w:rPr>
+          <w:rtl/>
+          <w:cs/>
           <w:lang w:val="ar_AE" w:bidi="ar_AE"/>
         </w:rPr>
         <w:t xml:space="preserve"> © 2023 Tyndale House Publishers, licensed under the CC BY-SA 4.0 license. The adaptation, </w:t>
       </w:r>
       <w:r>
         <w:rPr>
+          <w:rtl/>
+          <w:cs/>
           <w:lang w:val="ar_AE" w:bidi="ar_AE"/>
         </w:rPr>
         <w:t>Aquifer Open Study Notes</w:t>
       </w:r>
       <w:r>
         <w:rPr>
+          <w:rtl/>
+          <w:cs/>
           <w:lang w:val="ar_AE" w:bidi="ar_AE"/>
         </w:rPr>
         <w:t>, was created by Mission Mutual and is also licensed under CC BY-SA 4.0.</w:t>
@@ -93,22 +115,30 @@
       </w:pPr>
       <w:r>
         <w:rPr>
-          <w:lang w:val="ar_AE" w:bidi="ar_AE"/>
-        </w:rPr>
-      </w:r>
-      <w:r>
-        <w:rPr>
+          <w:rtl/>
+          <w:cs/>
+          <w:lang w:val="ar_AE" w:bidi="ar_AE"/>
+        </w:rPr>
+      </w:r>
+      <w:r>
+        <w:rPr>
+          <w:rtl/>
+          <w:cs/>
           <w:lang w:val="ar_AE" w:bidi="ar_AE"/>
         </w:rPr>
         <w:t>This resource has been adapted into multiple languages, including English, Tok Pisin, Arabic (عربي), French (Français), Hindi (हिंदी), Indonesian (Bahasa Indonesia), Portuguese (Português), Russian (Русский), Spanish (Español), Swahili (Kiswahili), and Simplified Chinese (简体中文).</w:t>
       </w:r>
       <w:r>
         <w:rPr>
-          <w:lang w:val="ar_AE" w:bidi="ar_AE"/>
-        </w:rPr>
-      </w:r>
-      <w:r>
-        <w:rPr>
+          <w:rtl/>
+          <w:cs/>
+          <w:lang w:val="ar_AE" w:bidi="ar_AE"/>
+        </w:rPr>
+      </w:r>
+      <w:r>
+        <w:rPr>
+          <w:rtl/>
+          <w:cs/>
           <w:lang w:val="ar_AE" w:bidi="ar_AE"/>
         </w:rPr>
       </w:r>
@@ -120,6 +150,8 @@
       </w:pPr>
       <w:r>
         <w:rPr>
+          <w:rtl/>
+          <w:cs/>
           <w:lang w:val="ar_AE" w:bidi="ar_AE"/>
         </w:rPr>
         <w:t>Aquifer Open Study Notes (Profiles)</w:t>
@@ -149,6 +181,8 @@
       </w:pPr>
       <w:r>
         <w:rPr>
+          <w:rtl/>
+          <w:cs/>
           <w:lang w:val="ar_AE" w:bidi="ar_AE"/>
         </w:rPr>
       </w:r>
@@ -160,12 +194,16 @@
       </w:pPr>
       <w:r>
         <w:rPr>
+          <w:rtl/>
+          <w:cs/>
           <w:lang w:val="ar_AE" w:bidi="ar_AE"/>
         </w:rPr>
         <w:t>ل</w:t>
       </w:r>
       <w:r>
         <w:rPr>
+          <w:rtl/>
+          <w:cs/>
           <w:lang w:val="ar_AE" w:bidi="ar_AE"/>
         </w:rPr>
       </w:r>
@@ -176,22 +214,30 @@
       </w:pPr>
       <w:r>
         <w:rPr>
-          <w:lang w:val="ar_AE" w:bidi="ar_AE"/>
-        </w:rPr>
-      </w:r>
-      <w:r>
-        <w:rPr>
+          <w:rtl/>
+          <w:cs/>
+          <w:lang w:val="ar_AE" w:bidi="ar_AE"/>
+        </w:rPr>
+      </w:r>
+      <w:r>
+        <w:rPr>
+          <w:rtl/>
+          <w:cs/>
           <w:lang w:val="ar_AE" w:bidi="ar_AE"/>
         </w:rPr>
         <w:t xml:space="preserve"> </w:t>
       </w:r>
       <w:r>
         <w:rPr>
-          <w:lang w:val="ar_AE" w:bidi="ar_AE"/>
-        </w:rPr>
-      </w:r>
-      <w:r>
-        <w:rPr>
+          <w:rtl/>
+          <w:cs/>
+          <w:lang w:val="ar_AE" w:bidi="ar_AE"/>
+        </w:rPr>
+      </w:r>
+      <w:r>
+        <w:rPr>
+          <w:rtl/>
+          <w:cs/>
           <w:lang w:val="ar_AE" w:bidi="ar_AE"/>
         </w:rPr>
       </w:r>
@@ -217,6 +263,8 @@
       </w:pPr>
       <w:r>
         <w:rPr>
+          <w:rtl/>
+          <w:cs/>
           <w:lang w:val="ar_AE" w:bidi="ar_AE"/>
         </w:rPr>
       </w:r>
@@ -228,12 +276,16 @@
       </w:pPr>
       <w:r>
         <w:rPr>
+          <w:rtl/>
+          <w:cs/>
           <w:lang w:val="ar_AE" w:bidi="ar_AE"/>
         </w:rPr>
         <w:t>لوط</w:t>
       </w:r>
       <w:r>
         <w:rPr>
+          <w:rtl/>
+          <w:cs/>
           <w:lang w:val="ar_AE" w:bidi="ar_AE"/>
         </w:rPr>
       </w:r>
@@ -244,11 +296,15 @@
       </w:pPr>
       <w:r>
         <w:rPr>
-          <w:lang w:val="ar_AE" w:bidi="ar_AE"/>
-        </w:rPr>
-      </w:r>
-      <w:r>
-        <w:rPr>
+          <w:rtl/>
+          <w:cs/>
+          <w:lang w:val="ar_AE" w:bidi="ar_AE"/>
+        </w:rPr>
+      </w:r>
+      <w:r>
+        <w:rPr>
+          <w:rtl/>
+          <w:cs/>
           <w:lang w:val="ar_AE" w:bidi="ar_AE"/>
         </w:rPr>
         <w:t>كان لوط ابن أخي إبراهيم وسلف المؤابيين والعمونيين. وُلد لوط في أور مثل إبراهيم عمّه، وسافر مع تارح إلى حاران (</w:t>
@@ -256,6 +312,8 @@
       <w:hyperlink r:id="rId13">
         <w:r>
           <w:rPr>
+            <w:rtl/>
+            <w:cs/>
             <w:lang w:val="ar_AE" w:bidi="ar_AE"/>
           </w:rPr>
           <w:rPr>
@@ -267,6 +325,8 @@
       </w:hyperlink>
       <w:r>
         <w:rPr>
+          <w:rtl/>
+          <w:cs/>
           <w:lang w:val="ar_AE" w:bidi="ar_AE"/>
         </w:rPr>
         <w:t>). بعد موت تارح، انضم لوط إلى إبراهيم في رحلته إلى كنعان ومصر.</w:t>
@@ -278,23 +338,31 @@
       </w:pPr>
       <w:r>
         <w:rPr>
-          <w:lang w:val="ar_AE" w:bidi="ar_AE"/>
-        </w:rPr>
-      </w:r>
-      <w:r>
-        <w:rPr>
+          <w:rtl/>
+          <w:cs/>
+          <w:lang w:val="ar_AE" w:bidi="ar_AE"/>
+        </w:rPr>
+      </w:r>
+      <w:r>
+        <w:rPr>
+          <w:rtl/>
+          <w:cs/>
           <w:lang w:val="ar_AE" w:bidi="ar_AE"/>
         </w:rPr>
         <w:t>عندما عاد لوط وإبراهيم من مصر إلى كنعان، كُثرت قطعانهم وماشيتهم جدًا و لم يعد بإمكانهم العيش معًا. لذلك، سمح إبراهيم للوط باختيار أرض لنفسه. فاختار لوط لنفسه سهل الأرْدُنّ الخصيب، الذي كان لدى لوط "</w:t>
       </w:r>
       <w:r>
         <w:rPr>
+          <w:rtl/>
+          <w:cs/>
           <w:lang w:val="ar_AE" w:bidi="ar_AE"/>
         </w:rPr>
         <w:t>كَجَنَّةِ ٱلرَّبِّ</w:t>
       </w:r>
       <w:r>
         <w:rPr>
+          <w:rtl/>
+          <w:cs/>
           <w:lang w:val="ar_AE" w:bidi="ar_AE"/>
         </w:rPr>
         <w:t>" (</w:t>
@@ -302,6 +370,8 @@
       <w:hyperlink r:id="rId14">
         <w:r>
           <w:rPr>
+            <w:rtl/>
+            <w:cs/>
             <w:lang w:val="ar_AE" w:bidi="ar_AE"/>
           </w:rPr>
           <w:rPr>
@@ -313,6 +383,8 @@
       </w:hyperlink>
       <w:r>
         <w:rPr>
+          <w:rtl/>
+          <w:cs/>
           <w:lang w:val="ar_AE" w:bidi="ar_AE"/>
         </w:rPr>
         <w:t xml:space="preserve">). في النهاية، أقام لوط في سدوم. وتزايد انخراط لوط مع مدن الدائرة كان له أثرًا جسيمًا إذ تخاذل لوط في التمسك بقيّمه الأخلاقيّة. </w:t>
@@ -324,11 +396,15 @@
       </w:pPr>
       <w:r>
         <w:rPr>
-          <w:lang w:val="ar_AE" w:bidi="ar_AE"/>
-        </w:rPr>
-      </w:r>
-      <w:r>
-        <w:rPr>
+          <w:rtl/>
+          <w:cs/>
+          <w:lang w:val="ar_AE" w:bidi="ar_AE"/>
+        </w:rPr>
+      </w:r>
+      <w:r>
+        <w:rPr>
+          <w:rtl/>
+          <w:cs/>
           <w:lang w:val="ar_AE" w:bidi="ar_AE"/>
         </w:rPr>
         <w:t>حين كان لوط يعيش في سدوم، جاء أربعة ملوك من بلاد ما بين النهرين ملوك وهزموا ملوك خمس مدن من بينها سدوم. فنهبوا المدن التي هزموها، وأَسَرُوا لوط وعائلته وممتلكاته (</w:t>
@@ -336,6 +412,8 @@
       <w:hyperlink r:id="rId15">
         <w:r>
           <w:rPr>
+            <w:rtl/>
+            <w:cs/>
             <w:lang w:val="ar_AE" w:bidi="ar_AE"/>
           </w:rPr>
           <w:rPr>
@@ -347,6 +425,8 @@
       </w:hyperlink>
       <w:r>
         <w:rPr>
+          <w:rtl/>
+          <w:cs/>
           <w:lang w:val="ar_AE" w:bidi="ar_AE"/>
         </w:rPr>
         <w:t>). وعندما علم إبراهيم بذلك، قاد هجومًا ضد هؤلاء المعتدين وأنقذ الأسرى والممتلكات (</w:t>
@@ -354,6 +434,8 @@
       <w:hyperlink r:id="rId16">
         <w:r>
           <w:rPr>
+            <w:rtl/>
+            <w:cs/>
             <w:lang w:val="ar_AE" w:bidi="ar_AE"/>
           </w:rPr>
           <w:rPr>
@@ -365,6 +447,8 @@
       </w:hyperlink>
       <w:r>
         <w:rPr>
+          <w:rtl/>
+          <w:cs/>
           <w:lang w:val="ar_AE" w:bidi="ar_AE"/>
         </w:rPr>
         <w:t>).</w:t>
@@ -376,11 +460,15 @@
       </w:pPr>
       <w:r>
         <w:rPr>
-          <w:lang w:val="ar_AE" w:bidi="ar_AE"/>
-        </w:rPr>
-      </w:r>
-      <w:r>
-        <w:rPr>
+          <w:rtl/>
+          <w:cs/>
+          <w:lang w:val="ar_AE" w:bidi="ar_AE"/>
+        </w:rPr>
+      </w:r>
+      <w:r>
+        <w:rPr>
+          <w:rtl/>
+          <w:cs/>
           <w:lang w:val="ar_AE" w:bidi="ar_AE"/>
         </w:rPr>
         <w:t>بسبب شر سدوم وعمورة، قرر الله أن يهلك المدينتين. فأرسل ملاكين إلى لوط في سدوم لحثه على مغادرة المدينة التي كانت على وشك التدمير (</w:t>
@@ -388,6 +476,8 @@
       <w:hyperlink r:id="rId17">
         <w:r>
           <w:rPr>
+            <w:rtl/>
+            <w:cs/>
             <w:lang w:val="ar_AE" w:bidi="ar_AE"/>
           </w:rPr>
           <w:rPr>
@@ -399,6 +489,8 @@
       </w:hyperlink>
       <w:r>
         <w:rPr>
+          <w:rtl/>
+          <w:cs/>
           <w:lang w:val="ar_AE" w:bidi="ar_AE"/>
         </w:rPr>
         <w:t>). اتّضح شر المدينة بالأكثر حين حاول أهل المدينة الاعتداء على الزائرين (الملاكين). لقد أظهر اقتراح لوط بعرض بناته على أهل المدينة وتردده في المغادرة مدى انحطاطه الأخلاقي الذي وصل إليه. ولم يخرج معه من أهل بيته سوى ابنتيه، إذ قد هلكت زوجته حين خالفت أمر الملاكين بالنظر إلى الوراء.</w:t>
@@ -410,35 +502,47 @@
       </w:pPr>
       <w:r>
         <w:rPr>
-          <w:lang w:val="ar_AE" w:bidi="ar_AE"/>
-        </w:rPr>
-      </w:r>
-      <w:r>
-        <w:rPr>
+          <w:rtl/>
+          <w:cs/>
+          <w:lang w:val="ar_AE" w:bidi="ar_AE"/>
+        </w:rPr>
+      </w:r>
+      <w:r>
+        <w:rPr>
+          <w:rtl/>
+          <w:cs/>
           <w:lang w:val="ar_AE" w:bidi="ar_AE"/>
         </w:rPr>
         <w:t xml:space="preserve">بعد تدمير سدوم، شعرت بنات لوط بالقلق من انعدام الأزواج، فأسكرتا لوط بالخمر ليحملن منه. أصبح أبناؤهن، </w:t>
       </w:r>
       <w:r>
         <w:rPr>
+          <w:rtl/>
+          <w:cs/>
           <w:lang w:val="ar_AE" w:bidi="ar_AE"/>
         </w:rPr>
         <w:t xml:space="preserve">مُوآب، </w:t>
       </w:r>
       <w:r>
         <w:rPr>
+          <w:rtl/>
+          <w:cs/>
           <w:lang w:val="ar_AE" w:bidi="ar_AE"/>
         </w:rPr>
         <w:t>و</w:t>
       </w:r>
       <w:r>
         <w:rPr>
+          <w:rtl/>
+          <w:cs/>
           <w:lang w:val="ar_AE" w:bidi="ar_AE"/>
         </w:rPr>
         <w:t>بِنْ عَمِّي</w:t>
       </w:r>
       <w:r>
         <w:rPr>
+          <w:rtl/>
+          <w:cs/>
           <w:lang w:val="ar_AE" w:bidi="ar_AE"/>
         </w:rPr>
         <w:t>، هم سلف المؤابيين والعمونيين (</w:t>
@@ -446,6 +550,8 @@
       <w:hyperlink r:id="rId18">
         <w:r>
           <w:rPr>
+            <w:rtl/>
+            <w:cs/>
             <w:lang w:val="ar_AE" w:bidi="ar_AE"/>
           </w:rPr>
           <w:rPr>
@@ -457,6 +563,8 @@
       </w:hyperlink>
       <w:r>
         <w:rPr>
+          <w:rtl/>
+          <w:cs/>
           <w:lang w:val="ar_AE" w:bidi="ar_AE"/>
         </w:rPr>
         <w:t xml:space="preserve">). وصارت هاتان الأمتان أعداء إسرائيل الدائمين (انظر </w:t>
@@ -464,6 +572,8 @@
       <w:hyperlink r:id="rId19">
         <w:r>
           <w:rPr>
+            <w:rtl/>
+            <w:cs/>
             <w:lang w:val="ar_AE" w:bidi="ar_AE"/>
           </w:rPr>
           <w:rPr>
@@ -475,18 +585,24 @@
       </w:hyperlink>
       <w:r>
         <w:rPr>
+          <w:rtl/>
+          <w:cs/>
           <w:lang w:val="ar_AE" w:bidi="ar_AE"/>
         </w:rPr>
         <w:t>). على الرغم من أفعال لوط هذه، إلا أن بطرس يصفه فيقول عنه “</w:t>
       </w:r>
       <w:r>
         <w:rPr>
+          <w:rtl/>
+          <w:cs/>
           <w:lang w:val="ar_AE" w:bidi="ar_AE"/>
         </w:rPr>
         <w:t>إِذْ كَانَ ٱلْبَارُّ، بِٱلنَّظَرِ وَٱلسَّمْعِ وَهُوَ سَاكِنٌ بَيْنَهُمْ، يُعَذِّبُ يَوْمًا فَيَوْمًا نَفْسَهُ ٱلْبَارَّةَ بِٱلْأَفْعَالِ ٱلْأَثِيمَةِ.</w:t>
       </w:r>
       <w:r>
         <w:rPr>
+          <w:rtl/>
+          <w:cs/>
           <w:lang w:val="ar_AE" w:bidi="ar_AE"/>
         </w:rPr>
         <w:t xml:space="preserve">” (انظر </w:t>
@@ -494,6 +610,8 @@
       <w:hyperlink r:id="rId20">
         <w:r>
           <w:rPr>
+            <w:rtl/>
+            <w:cs/>
             <w:lang w:val="ar_AE" w:bidi="ar_AE"/>
           </w:rPr>
           <w:rPr>
@@ -505,6 +623,8 @@
       </w:hyperlink>
       <w:r>
         <w:rPr>
+          <w:rtl/>
+          <w:cs/>
           <w:lang w:val="ar_AE" w:bidi="ar_AE"/>
         </w:rPr>
         <w:t xml:space="preserve">). ربما هذا الرأي عن لوط مستمد من التقليد اليهودي، إذ إنه غير واضح في سرد سفر التكوين. </w:t>
@@ -516,12 +636,16 @@
       </w:pPr>
       <w:r>
         <w:rPr>
+          <w:rtl/>
+          <w:cs/>
           <w:lang w:val="ar_AE" w:bidi="ar_AE"/>
         </w:rPr>
       </w:r>
       <w:r>
         <w:rPr>
           <w:u w:val="single"/>
+          <w:rtl/>
+          <w:cs/>
           <w:lang w:val="ar_AE" w:bidi="ar_AE"/>
         </w:rPr>
         <w:t>مقاطع كتابية لدراسة أعمق</w:t>
@@ -533,12 +657,16 @@
       </w:pPr>
       <w:r>
         <w:rPr>
+          <w:rtl/>
+          <w:cs/>
           <w:lang w:val="ar_AE" w:bidi="ar_AE"/>
         </w:rPr>
       </w:r>
       <w:hyperlink r:id="rId21">
         <w:r>
           <w:rPr>
+            <w:rtl/>
+            <w:cs/>
             <w:lang w:val="ar_AE" w:bidi="ar_AE"/>
           </w:rPr>
           <w:rPr>
@@ -550,6 +678,8 @@
       </w:hyperlink>
       <w:r>
         <w:rPr>
+          <w:rtl/>
+          <w:cs/>
           <w:lang w:val="ar_AE" w:bidi="ar_AE"/>
         </w:rPr>
         <w:t xml:space="preserve">، </w:t>
@@ -557,6 +687,8 @@
       <w:hyperlink r:id="rId22">
         <w:r>
           <w:rPr>
+            <w:rtl/>
+            <w:cs/>
             <w:lang w:val="ar_AE" w:bidi="ar_AE"/>
           </w:rPr>
           <w:rPr>
@@ -568,6 +700,8 @@
       </w:hyperlink>
       <w:r>
         <w:rPr>
+          <w:rtl/>
+          <w:cs/>
           <w:lang w:val="ar_AE" w:bidi="ar_AE"/>
         </w:rPr>
         <w:t xml:space="preserve">؛ </w:t>
@@ -575,6 +709,8 @@
       <w:hyperlink r:id="rId23">
         <w:r>
           <w:rPr>
+            <w:rtl/>
+            <w:cs/>
             <w:lang w:val="ar_AE" w:bidi="ar_AE"/>
           </w:rPr>
           <w:rPr>
@@ -586,6 +722,8 @@
       </w:hyperlink>
       <w:r>
         <w:rPr>
+          <w:rtl/>
+          <w:cs/>
           <w:lang w:val="ar_AE" w:bidi="ar_AE"/>
         </w:rPr>
         <w:t xml:space="preserve">؛ </w:t>
@@ -593,6 +731,8 @@
       <w:hyperlink r:id="rId24">
         <w:r>
           <w:rPr>
+            <w:rtl/>
+            <w:cs/>
             <w:lang w:val="ar_AE" w:bidi="ar_AE"/>
           </w:rPr>
           <w:rPr>
@@ -604,6 +744,8 @@
       </w:hyperlink>
       <w:r>
         <w:rPr>
+          <w:rtl/>
+          <w:cs/>
           <w:lang w:val="ar_AE" w:bidi="ar_AE"/>
         </w:rPr>
         <w:t xml:space="preserve">؛ </w:t>
@@ -611,6 +753,8 @@
       <w:hyperlink r:id="rId25">
         <w:r>
           <w:rPr>
+            <w:rtl/>
+            <w:cs/>
             <w:lang w:val="ar_AE" w:bidi="ar_AE"/>
           </w:rPr>
           <w:rPr>
@@ -622,6 +766,8 @@
       </w:hyperlink>
       <w:r>
         <w:rPr>
+          <w:rtl/>
+          <w:cs/>
           <w:lang w:val="ar_AE" w:bidi="ar_AE"/>
         </w:rPr>
         <w:t xml:space="preserve">؛ </w:t>
@@ -629,6 +775,8 @@
       <w:hyperlink r:id="rId26">
         <w:r>
           <w:rPr>
+            <w:rtl/>
+            <w:cs/>
             <w:lang w:val="ar_AE" w:bidi="ar_AE"/>
           </w:rPr>
           <w:rPr>
@@ -640,6 +788,8 @@
       </w:hyperlink>
       <w:r>
         <w:rPr>
+          <w:rtl/>
+          <w:cs/>
           <w:lang w:val="ar_AE" w:bidi="ar_AE"/>
         </w:rPr>
         <w:t xml:space="preserve">؛ </w:t>
@@ -647,6 +797,8 @@
       <w:hyperlink r:id="rId27">
         <w:r>
           <w:rPr>
+            <w:rtl/>
+            <w:cs/>
             <w:lang w:val="ar_AE" w:bidi="ar_AE"/>
           </w:rPr>
           <w:rPr>
@@ -658,6 +810,8 @@
       </w:hyperlink>
       <w:r>
         <w:rPr>
+          <w:rtl/>
+          <w:cs/>
           <w:lang w:val="ar_AE" w:bidi="ar_AE"/>
         </w:rPr>
         <w:t xml:space="preserve">، </w:t>
@@ -665,6 +819,8 @@
       <w:hyperlink r:id="rId28">
         <w:r>
           <w:rPr>
+            <w:rtl/>
+            <w:cs/>
             <w:lang w:val="ar_AE" w:bidi="ar_AE"/>
           </w:rPr>
           <w:rPr>
@@ -676,6 +832,8 @@
       </w:hyperlink>
       <w:r>
         <w:rPr>
+          <w:rtl/>
+          <w:cs/>
           <w:lang w:val="ar_AE" w:bidi="ar_AE"/>
         </w:rPr>
         <w:t xml:space="preserve">؛ </w:t>
@@ -683,6 +841,8 @@
       <w:hyperlink r:id="rId29">
         <w:r>
           <w:rPr>
+            <w:rtl/>
+            <w:cs/>
             <w:lang w:val="ar_AE" w:bidi="ar_AE"/>
           </w:rPr>
           <w:rPr>
@@ -694,6 +854,8 @@
       </w:hyperlink>
       <w:r>
         <w:rPr>
+          <w:rtl/>
+          <w:cs/>
           <w:lang w:val="ar_AE" w:bidi="ar_AE"/>
         </w:rPr>
         <w:t xml:space="preserve">؛ </w:t>
@@ -701,6 +863,8 @@
       <w:hyperlink r:id="rId30">
         <w:r>
           <w:rPr>
+            <w:rtl/>
+            <w:cs/>
             <w:lang w:val="ar_AE" w:bidi="ar_AE"/>
           </w:rPr>
           <w:rPr>
@@ -712,6 +876,8 @@
       </w:hyperlink>
       <w:r>
         <w:rPr>
+          <w:rtl/>
+          <w:cs/>
           <w:lang w:val="ar_AE" w:bidi="ar_AE"/>
         </w:rPr>
         <w:t xml:space="preserve">؛ </w:t>
@@ -719,6 +885,8 @@
       <w:hyperlink r:id="rId20">
         <w:r>
           <w:rPr>
+            <w:rtl/>
+            <w:cs/>
             <w:lang w:val="ar_AE" w:bidi="ar_AE"/>
           </w:rPr>
           <w:rPr>
@@ -730,17 +898,23 @@
       </w:hyperlink>
       <w:r>
         <w:rPr>
+          <w:rtl/>
+          <w:cs/>
           <w:lang w:val="ar_AE" w:bidi="ar_AE"/>
         </w:rPr>
         <w:t>.</w:t>
       </w:r>
       <w:r>
         <w:rPr>
-          <w:lang w:val="ar_AE" w:bidi="ar_AE"/>
-        </w:rPr>
-      </w:r>
-      <w:r>
-        <w:rPr>
+          <w:rtl/>
+          <w:cs/>
+          <w:lang w:val="ar_AE" w:bidi="ar_AE"/>
+        </w:rPr>
+      </w:r>
+      <w:r>
+        <w:rPr>
+          <w:rtl/>
+          <w:cs/>
           <w:lang w:val="ar_AE" w:bidi="ar_AE"/>
         </w:rPr>
       </w:r>
@@ -751,6 +925,8 @@
       </w:pPr>
       <w:r>
         <w:rPr>
+          <w:rtl/>
+          <w:cs/>
           <w:lang w:val="ar_AE" w:bidi="ar_AE"/>
         </w:rPr>
       </w:r>
@@ -762,12 +938,16 @@
       </w:pPr>
       <w:r>
         <w:rPr>
+          <w:rtl/>
+          <w:cs/>
           <w:lang w:val="ar_AE" w:bidi="ar_AE"/>
         </w:rPr>
         <w:t>لوقا</w:t>
       </w:r>
       <w:r>
         <w:rPr>
+          <w:rtl/>
+          <w:cs/>
           <w:lang w:val="ar_AE" w:bidi="ar_AE"/>
         </w:rPr>
       </w:r>
@@ -778,11 +958,15 @@
       </w:pPr>
       <w:r>
         <w:rPr>
-          <w:lang w:val="ar_AE" w:bidi="ar_AE"/>
-        </w:rPr>
-      </w:r>
-      <w:r>
-        <w:rPr>
+          <w:rtl/>
+          <w:cs/>
+          <w:lang w:val="ar_AE" w:bidi="ar_AE"/>
+        </w:rPr>
+      </w:r>
+      <w:r>
+        <w:rPr>
+          <w:rtl/>
+          <w:cs/>
           <w:lang w:val="ar_AE" w:bidi="ar_AE"/>
         </w:rPr>
         <w:t>كان لوقا طبيبًا أمميًّا (أي غير يهودي)، وصار مسيحيًا، ومعينًا أمينًا لبولس في رحلاته التبشيرية. كتب لوقا كل من إنجيل لوقا وسفر أعمال الرسل، اللذين يمثلان 25% تقريبًا من العهد الجديد.</w:t>
@@ -794,23 +978,31 @@
       </w:pPr>
       <w:r>
         <w:rPr>
-          <w:lang w:val="ar_AE" w:bidi="ar_AE"/>
-        </w:rPr>
-      </w:r>
-      <w:r>
-        <w:rPr>
+          <w:rtl/>
+          <w:cs/>
+          <w:lang w:val="ar_AE" w:bidi="ar_AE"/>
+        </w:rPr>
+      </w:r>
+      <w:r>
+        <w:rPr>
+          <w:rtl/>
+          <w:cs/>
           <w:lang w:val="ar_AE" w:bidi="ar_AE"/>
         </w:rPr>
         <w:t>لا نملك الكثير عن خلفية لوقا، لكنه على الأرجح التقى ببولس أول مرة في غرب آسيا الصغرى. وهناك، آمن لوقا وصار مسيحيًا. ترك بيته ليخدم يسوع وينشر الأخبار السارة عنه باتخاذه دور المعين الأمين لبولس. بولس يدعوه بحرارة "</w:t>
       </w:r>
       <w:r>
         <w:rPr>
+          <w:rtl/>
+          <w:cs/>
           <w:lang w:val="ar_AE" w:bidi="ar_AE"/>
         </w:rPr>
         <w:t>الطَّبِيبُ ٱلْحَبِيب</w:t>
       </w:r>
       <w:r>
         <w:rPr>
+          <w:rtl/>
+          <w:cs/>
           <w:lang w:val="ar_AE" w:bidi="ar_AE"/>
         </w:rPr>
         <w:t>" و"العامل [الأمين] معي" (</w:t>
@@ -818,6 +1010,8 @@
       <w:hyperlink r:id="rId31">
         <w:r>
           <w:rPr>
+            <w:rtl/>
+            <w:cs/>
             <w:lang w:val="ar_AE" w:bidi="ar_AE"/>
           </w:rPr>
           <w:rPr>
@@ -829,6 +1023,8 @@
       </w:hyperlink>
       <w:r>
         <w:rPr>
+          <w:rtl/>
+          <w:cs/>
           <w:lang w:val="ar_AE" w:bidi="ar_AE"/>
         </w:rPr>
         <w:t xml:space="preserve">؛ </w:t>
@@ -836,6 +1032,8 @@
       <w:hyperlink r:id="rId32">
         <w:r>
           <w:rPr>
+            <w:rtl/>
+            <w:cs/>
             <w:lang w:val="ar_AE" w:bidi="ar_AE"/>
           </w:rPr>
           <w:rPr>
@@ -847,6 +1045,8 @@
       </w:hyperlink>
       <w:r>
         <w:rPr>
+          <w:rtl/>
+          <w:cs/>
           <w:lang w:val="ar_AE" w:bidi="ar_AE"/>
         </w:rPr>
         <w:t>). ولم يبقَ مع بولس من المؤمنين حين كان ينتظر الإعدام في رومَا سوى لوقا (</w:t>
@@ -854,6 +1054,8 @@
       <w:hyperlink r:id="rId33">
         <w:r>
           <w:rPr>
+            <w:rtl/>
+            <w:cs/>
             <w:lang w:val="ar_AE" w:bidi="ar_AE"/>
           </w:rPr>
           <w:rPr>
@@ -865,6 +1067,8 @@
       </w:hyperlink>
       <w:r>
         <w:rPr>
+          <w:rtl/>
+          <w:cs/>
           <w:lang w:val="ar_AE" w:bidi="ar_AE"/>
         </w:rPr>
         <w:t xml:space="preserve">). وهو أيضًا الكاتب الوحيد غير اليهودي الذي ينطوي العهد الجديد على كتاباته. </w:t>
@@ -876,11 +1080,15 @@
       </w:pPr>
       <w:r>
         <w:rPr>
-          <w:lang w:val="ar_AE" w:bidi="ar_AE"/>
-        </w:rPr>
-      </w:r>
-      <w:r>
-        <w:rPr>
+          <w:rtl/>
+          <w:cs/>
+          <w:lang w:val="ar_AE" w:bidi="ar_AE"/>
+        </w:rPr>
+      </w:r>
+      <w:r>
+        <w:rPr>
+          <w:rtl/>
+          <w:cs/>
           <w:lang w:val="ar_AE" w:bidi="ar_AE"/>
         </w:rPr>
         <w:t xml:space="preserve">من المرجح أن لوقا جمع معلومات لإنجيله والجزء الأول من سفر أعمال الرسل في أثناء رحلة بولس الأخيرة إلى أورشليم. تقابل مع كثيرين في يهوذا حين كان بولس مسجونًا هناك على طيلة عامين. تحدث لوقا مع الذين سمعوا ورَأَوْا يسوع، وبحث أيضًا فيما كتبه الآخرون عنه. ثم كتب روايته التفصيلية عن حياة يسوع وتعاليمه (انظر </w:t>
@@ -888,6 +1096,8 @@
       <w:hyperlink r:id="rId34">
         <w:r>
           <w:rPr>
+            <w:rtl/>
+            <w:cs/>
             <w:lang w:val="ar_AE" w:bidi="ar_AE"/>
           </w:rPr>
           <w:rPr>
@@ -899,6 +1109,8 @@
       </w:hyperlink>
       <w:r>
         <w:rPr>
+          <w:rtl/>
+          <w:cs/>
           <w:lang w:val="ar_AE" w:bidi="ar_AE"/>
         </w:rPr>
         <w:t>).</w:t>
@@ -910,11 +1122,15 @@
       </w:pPr>
       <w:r>
         <w:rPr>
-          <w:lang w:val="ar_AE" w:bidi="ar_AE"/>
-        </w:rPr>
-      </w:r>
-      <w:r>
-        <w:rPr>
+          <w:rtl/>
+          <w:cs/>
+          <w:lang w:val="ar_AE" w:bidi="ar_AE"/>
+        </w:rPr>
+      </w:r>
+      <w:r>
+        <w:rPr>
+          <w:rtl/>
+          <w:cs/>
           <w:lang w:val="ar_AE" w:bidi="ar_AE"/>
         </w:rPr>
         <w:t xml:space="preserve">عندما سافر بولس بالسفينة إلى رومَا لمحاكمته، رافقه لوقا. حين كان بولس تحت الإقامة الجبرية، منتظرًا أن تجرى محاكمته، ربما استغل لوقا هذا الوقت لكتابة سفر أعمال الرسل. تقدم الفصول الخمسة عشر الأولى سردًا لأعمال التبشير الأولى بالترتيب الذي حدثت به وكما رواها له تاميذ يسوع الأوائل. ربما أخبره بولس نفسه ببعض هذه الأمور. بدءًا من </w:t>
@@ -922,6 +1138,8 @@
       <w:hyperlink r:id="rId35">
         <w:r>
           <w:rPr>
+            <w:rtl/>
+            <w:cs/>
             <w:lang w:val="ar_AE" w:bidi="ar_AE"/>
           </w:rPr>
           <w:rPr>
@@ -933,6 +1151,8 @@
       </w:hyperlink>
       <w:r>
         <w:rPr>
+          <w:rtl/>
+          <w:cs/>
           <w:lang w:val="ar_AE" w:bidi="ar_AE"/>
         </w:rPr>
         <w:t xml:space="preserve">، يكتب لوقا عمّا رآه وشهده بنفسه حين انضم إلى فريق بولس. في أعمال الرسل، يبرز لوقا كيف مكّن الروح المبشرين الأوائل، وأرشدهم في خدمتهم (انظر </w:t>
@@ -940,6 +1160,8 @@
       <w:hyperlink r:id="rId36">
         <w:r>
           <w:rPr>
+            <w:rtl/>
+            <w:cs/>
             <w:lang w:val="ar_AE" w:bidi="ar_AE"/>
           </w:rPr>
           <w:rPr>
@@ -951,6 +1173,8 @@
       </w:hyperlink>
       <w:r>
         <w:rPr>
+          <w:rtl/>
+          <w:cs/>
           <w:lang w:val="ar_AE" w:bidi="ar_AE"/>
         </w:rPr>
         <w:t xml:space="preserve">، </w:t>
@@ -958,6 +1182,8 @@
       <w:hyperlink r:id="rId37">
         <w:r>
           <w:rPr>
+            <w:rtl/>
+            <w:cs/>
             <w:lang w:val="ar_AE" w:bidi="ar_AE"/>
           </w:rPr>
           <w:rPr>
@@ -969,6 +1195,8 @@
       </w:hyperlink>
       <w:r>
         <w:rPr>
+          <w:rtl/>
+          <w:cs/>
           <w:lang w:val="ar_AE" w:bidi="ar_AE"/>
         </w:rPr>
         <w:t>). ينتهي السِفر، وبولس لا يزال تحت الإقامة الجبرية في رومَا (</w:t>
@@ -976,6 +1204,8 @@
       <w:hyperlink r:id="rId38">
         <w:r>
           <w:rPr>
+            <w:rtl/>
+            <w:cs/>
             <w:lang w:val="ar_AE" w:bidi="ar_AE"/>
           </w:rPr>
           <w:rPr>
@@ -987,6 +1217,8 @@
       </w:hyperlink>
       <w:r>
         <w:rPr>
+          <w:rtl/>
+          <w:cs/>
           <w:lang w:val="ar_AE" w:bidi="ar_AE"/>
         </w:rPr>
         <w:t>).</w:t>
@@ -998,11 +1230,15 @@
       </w:pPr>
       <w:r>
         <w:rPr>
-          <w:lang w:val="ar_AE" w:bidi="ar_AE"/>
-        </w:rPr>
-      </w:r>
-      <w:r>
-        <w:rPr>
+          <w:rtl/>
+          <w:cs/>
+          <w:lang w:val="ar_AE" w:bidi="ar_AE"/>
+        </w:rPr>
+      </w:r>
+      <w:r>
+        <w:rPr>
+          <w:rtl/>
+          <w:cs/>
           <w:lang w:val="ar_AE" w:bidi="ar_AE"/>
         </w:rPr>
         <w:t xml:space="preserve">نحن مدينون للوقا بمقاطع كتابية كثيرة متفردة. من بين هذه المقاطع روايته عن ولادة يسوع، ووصفه لخدمة يسوع للنساء، وكلمات كثيرة عن اهتمام يسوع بالفقراء. كما يقدم لوقا الرواية الشاملة الوحيدة عن الثلاثين عامًا الأولى من العمل التبشيري المسيحي، وقد وثّقها بدقة وعناية شديدتين. إن كتابات لوقا، تزيد من تقديرنا لأهمية عمل الروح القدس الحاسم في خدمة يسوع والمبشرين الأوائل وتعمّقه في قلوبنا. </w:t>
@@ -1014,12 +1250,16 @@
       </w:pPr>
       <w:r>
         <w:rPr>
+          <w:rtl/>
+          <w:cs/>
           <w:lang w:val="ar_AE" w:bidi="ar_AE"/>
         </w:rPr>
       </w:r>
       <w:r>
         <w:rPr>
           <w:u w:val="single"/>
+          <w:rtl/>
+          <w:cs/>
           <w:lang w:val="ar_AE" w:bidi="ar_AE"/>
         </w:rPr>
         <w:t>مقاطع كتابية لدراسة أعمق</w:t>
@@ -1031,12 +1271,16 @@
       </w:pPr>
       <w:r>
         <w:rPr>
+          <w:rtl/>
+          <w:cs/>
           <w:lang w:val="ar_AE" w:bidi="ar_AE"/>
         </w:rPr>
       </w:r>
       <w:hyperlink r:id="rId39">
         <w:r>
           <w:rPr>
+            <w:rtl/>
+            <w:cs/>
             <w:lang w:val="ar_AE" w:bidi="ar_AE"/>
           </w:rPr>
           <w:rPr>
@@ -1048,6 +1292,8 @@
       </w:hyperlink>
       <w:r>
         <w:rPr>
+          <w:rtl/>
+          <w:cs/>
           <w:lang w:val="ar_AE" w:bidi="ar_AE"/>
         </w:rPr>
         <w:t xml:space="preserve">؛ </w:t>
@@ -1055,6 +1301,8 @@
       <w:hyperlink r:id="rId40">
         <w:r>
           <w:rPr>
+            <w:rtl/>
+            <w:cs/>
             <w:lang w:val="ar_AE" w:bidi="ar_AE"/>
           </w:rPr>
           <w:rPr>
@@ -1066,6 +1314,8 @@
       </w:hyperlink>
       <w:r>
         <w:rPr>
+          <w:rtl/>
+          <w:cs/>
           <w:lang w:val="ar_AE" w:bidi="ar_AE"/>
         </w:rPr>
         <w:t xml:space="preserve">؛ </w:t>
@@ -1073,6 +1323,8 @@
       <w:hyperlink r:id="rId35">
         <w:r>
           <w:rPr>
+            <w:rtl/>
+            <w:cs/>
             <w:lang w:val="ar_AE" w:bidi="ar_AE"/>
           </w:rPr>
           <w:rPr>
@@ -1084,6 +1336,8 @@
       </w:hyperlink>
       <w:r>
         <w:rPr>
+          <w:rtl/>
+          <w:cs/>
           <w:lang w:val="ar_AE" w:bidi="ar_AE"/>
         </w:rPr>
         <w:t xml:space="preserve">؛ </w:t>
@@ -1091,6 +1345,8 @@
       <w:hyperlink r:id="rId31">
         <w:r>
           <w:rPr>
+            <w:rtl/>
+            <w:cs/>
             <w:lang w:val="ar_AE" w:bidi="ar_AE"/>
           </w:rPr>
           <w:rPr>
@@ -1102,6 +1358,8 @@
       </w:hyperlink>
       <w:r>
         <w:rPr>
+          <w:rtl/>
+          <w:cs/>
           <w:lang w:val="ar_AE" w:bidi="ar_AE"/>
         </w:rPr>
         <w:t xml:space="preserve">؛ </w:t>
@@ -1109,6 +1367,8 @@
       <w:hyperlink r:id="rId33">
         <w:r>
           <w:rPr>
+            <w:rtl/>
+            <w:cs/>
             <w:lang w:val="ar_AE" w:bidi="ar_AE"/>
           </w:rPr>
           <w:rPr>
@@ -1120,6 +1380,8 @@
       </w:hyperlink>
       <w:r>
         <w:rPr>
+          <w:rtl/>
+          <w:cs/>
           <w:lang w:val="ar_AE" w:bidi="ar_AE"/>
         </w:rPr>
         <w:t xml:space="preserve">؛ </w:t>
@@ -1127,6 +1389,8 @@
       <w:hyperlink r:id="rId32">
         <w:r>
           <w:rPr>
+            <w:rtl/>
+            <w:cs/>
             <w:lang w:val="ar_AE" w:bidi="ar_AE"/>
           </w:rPr>
           <w:rPr>
@@ -1138,17 +1402,23 @@
       </w:hyperlink>
       <w:r>
         <w:rPr>
+          <w:rtl/>
+          <w:cs/>
           <w:lang w:val="ar_AE" w:bidi="ar_AE"/>
         </w:rPr>
         <w:t>.</w:t>
       </w:r>
       <w:r>
         <w:rPr>
-          <w:lang w:val="ar_AE" w:bidi="ar_AE"/>
-        </w:rPr>
-      </w:r>
-      <w:r>
-        <w:rPr>
+          <w:rtl/>
+          <w:cs/>
+          <w:lang w:val="ar_AE" w:bidi="ar_AE"/>
+        </w:rPr>
+      </w:r>
+      <w:r>
+        <w:rPr>
+          <w:rtl/>
+          <w:cs/>
           <w:lang w:val="ar_AE" w:bidi="ar_AE"/>
         </w:rPr>
       </w:r>
@@ -1159,6 +1429,8 @@
       </w:pPr>
       <w:r>
         <w:rPr>
+          <w:rtl/>
+          <w:cs/>
           <w:lang w:val="ar_AE" w:bidi="ar_AE"/>
         </w:rPr>
       </w:r>
@@ -1170,12 +1442,16 @@
       </w:pPr>
       <w:r>
         <w:rPr>
+          <w:rtl/>
+          <w:cs/>
           <w:lang w:val="ar_AE" w:bidi="ar_AE"/>
         </w:rPr>
         <w:t>ليئة</w:t>
       </w:r>
       <w:r>
         <w:rPr>
+          <w:rtl/>
+          <w:cs/>
           <w:lang w:val="ar_AE" w:bidi="ar_AE"/>
         </w:rPr>
       </w:r>
@@ -1186,11 +1462,15 @@
       </w:pPr>
       <w:r>
         <w:rPr>
-          <w:lang w:val="ar_AE" w:bidi="ar_AE"/>
-        </w:rPr>
-      </w:r>
-      <w:r>
-        <w:rPr>
+          <w:rtl/>
+          <w:cs/>
+          <w:lang w:val="ar_AE" w:bidi="ar_AE"/>
+        </w:rPr>
+      </w:r>
+      <w:r>
+        <w:rPr>
+          <w:rtl/>
+          <w:cs/>
           <w:lang w:val="ar_AE" w:bidi="ar_AE"/>
         </w:rPr>
         <w:t>ليئة هي ابنة لابان الكبرى، وزوجة يعقوب الأولى التي لم يكن يحبّها، وهي الأخت الكبرى لراحيل.</w:t>
@@ -1202,11 +1482,15 @@
       </w:pPr>
       <w:r>
         <w:rPr>
-          <w:lang w:val="ar_AE" w:bidi="ar_AE"/>
-        </w:rPr>
-      </w:r>
-      <w:r>
-        <w:rPr>
+          <w:rtl/>
+          <w:cs/>
+          <w:lang w:val="ar_AE" w:bidi="ar_AE"/>
+        </w:rPr>
+      </w:r>
+      <w:r>
+        <w:rPr>
+          <w:rtl/>
+          <w:cs/>
           <w:lang w:val="ar_AE" w:bidi="ar_AE"/>
         </w:rPr>
         <w:t>خدع يعقوب أبيه إسحاق ليحصل على البركة التي كانت من نصيب عيسو (</w:t>
@@ -1214,6 +1498,8 @@
       <w:hyperlink r:id="rId41">
         <w:r>
           <w:rPr>
+            <w:rtl/>
+            <w:cs/>
             <w:lang w:val="ar_AE" w:bidi="ar_AE"/>
           </w:rPr>
           <w:rPr>
@@ -1225,6 +1511,8 @@
       </w:hyperlink>
       <w:r>
         <w:rPr>
+          <w:rtl/>
+          <w:cs/>
           <w:lang w:val="ar_AE" w:bidi="ar_AE"/>
         </w:rPr>
         <w:t>). ثم ذهب إلى خاله لابان في أرام، حيث أراد الهرب من غضب عيسو والبحث عن زوجة له (</w:t>
@@ -1232,6 +1520,8 @@
       <w:hyperlink r:id="rId42">
         <w:r>
           <w:rPr>
+            <w:rtl/>
+            <w:cs/>
             <w:lang w:val="ar_AE" w:bidi="ar_AE"/>
           </w:rPr>
           <w:rPr>
@@ -1243,6 +1533,8 @@
       </w:hyperlink>
       <w:r>
         <w:rPr>
+          <w:rtl/>
+          <w:cs/>
           <w:lang w:val="ar_AE" w:bidi="ar_AE"/>
         </w:rPr>
         <w:t>). وقع يعقوب في حب ابنة خاله راحيل، واتفق مع أبيها على الزواج منها بعد العمل لديه مدة سبع سنوات (</w:t>
@@ -1250,6 +1542,8 @@
       <w:hyperlink r:id="rId43">
         <w:r>
           <w:rPr>
+            <w:rtl/>
+            <w:cs/>
             <w:lang w:val="ar_AE" w:bidi="ar_AE"/>
           </w:rPr>
           <w:rPr>
@@ -1261,6 +1555,8 @@
       </w:hyperlink>
       <w:r>
         <w:rPr>
+          <w:rtl/>
+          <w:cs/>
           <w:lang w:val="ar_AE" w:bidi="ar_AE"/>
         </w:rPr>
         <w:t>). وفي وليمة الزفاف (في العُرس)، خدع لابان يعقوب فأعطاه ليئة بدلًا من راحيل (</w:t>
@@ -1268,6 +1564,8 @@
       <w:hyperlink r:id="rId44">
         <w:r>
           <w:rPr>
+            <w:rtl/>
+            <w:cs/>
             <w:lang w:val="ar_AE" w:bidi="ar_AE"/>
           </w:rPr>
           <w:rPr>
@@ -1279,6 +1577,8 @@
       </w:hyperlink>
       <w:r>
         <w:rPr>
+          <w:rtl/>
+          <w:cs/>
           <w:lang w:val="ar_AE" w:bidi="ar_AE"/>
         </w:rPr>
         <w:t>). أوضح لابان أن العُرف يتطلب زواج الابنة الكبرى أولًا (</w:t>
@@ -1286,6 +1586,8 @@
       <w:hyperlink r:id="rId45">
         <w:r>
           <w:rPr>
+            <w:rtl/>
+            <w:cs/>
             <w:lang w:val="ar_AE" w:bidi="ar_AE"/>
           </w:rPr>
           <w:rPr>
@@ -1297,6 +1599,8 @@
       </w:hyperlink>
       <w:r>
         <w:rPr>
+          <w:rtl/>
+          <w:cs/>
           <w:lang w:val="ar_AE" w:bidi="ar_AE"/>
         </w:rPr>
         <w:t>). كانت ليئة أقل جمالًا من أختها (</w:t>
@@ -1304,6 +1608,8 @@
       <w:hyperlink r:id="rId46">
         <w:r>
           <w:rPr>
+            <w:rtl/>
+            <w:cs/>
             <w:lang w:val="ar_AE" w:bidi="ar_AE"/>
           </w:rPr>
           <w:rPr>
@@ -1315,6 +1621,8 @@
       </w:hyperlink>
       <w:r>
         <w:rPr>
+          <w:rtl/>
+          <w:cs/>
           <w:lang w:val="ar_AE" w:bidi="ar_AE"/>
         </w:rPr>
         <w:t>). ولم يكن يعقوب يحبّها كمحبته لراحيل (</w:t>
@@ -1322,6 +1630,8 @@
       <w:hyperlink r:id="rId47">
         <w:r>
           <w:rPr>
+            <w:rtl/>
+            <w:cs/>
             <w:lang w:val="ar_AE" w:bidi="ar_AE"/>
           </w:rPr>
           <w:rPr>
@@ -1333,6 +1643,8 @@
       </w:hyperlink>
       <w:r>
         <w:rPr>
+          <w:rtl/>
+          <w:cs/>
           <w:lang w:val="ar_AE" w:bidi="ar_AE"/>
         </w:rPr>
         <w:t>).</w:t>
@@ -1344,11 +1656,15 @@
       </w:pPr>
       <w:r>
         <w:rPr>
-          <w:lang w:val="ar_AE" w:bidi="ar_AE"/>
-        </w:rPr>
-      </w:r>
-      <w:r>
-        <w:rPr>
+          <w:rtl/>
+          <w:cs/>
+          <w:lang w:val="ar_AE" w:bidi="ar_AE"/>
+        </w:rPr>
+      </w:r>
+      <w:r>
+        <w:rPr>
+          <w:rtl/>
+          <w:cs/>
           <w:lang w:val="ar_AE" w:bidi="ar_AE"/>
         </w:rPr>
         <w:t>كان يعقوب يحب راحيل كثيرًا حتى أنه عمل سبع سنوات أخرى ليتزوج منها. ولأن يعقوب كان يفضل راحيل عن ليئة، بارك الرب ليئة بستة أبناء وابنة قبل أن تتمكن راحيل من إنجاب الأولاد (</w:t>
@@ -1356,6 +1672,8 @@
       <w:hyperlink r:id="rId48">
         <w:r>
           <w:rPr>
+            <w:rtl/>
+            <w:cs/>
             <w:lang w:val="ar_AE" w:bidi="ar_AE"/>
           </w:rPr>
           <w:rPr>
@@ -1367,6 +1685,8 @@
       </w:hyperlink>
       <w:r>
         <w:rPr>
+          <w:rtl/>
+          <w:cs/>
           <w:lang w:val="ar_AE" w:bidi="ar_AE"/>
         </w:rPr>
         <w:t>):</w:t>
@@ -1385,11 +1705,15 @@
       </w:pPr>
       <w:r>
         <w:rPr>
-          <w:lang w:val="ar_AE" w:bidi="ar_AE"/>
-        </w:rPr>
-      </w:r>
-      <w:r>
-        <w:rPr>
+          <w:rtl/>
+          <w:cs/>
+          <w:lang w:val="ar_AE" w:bidi="ar_AE"/>
+        </w:rPr>
+      </w:r>
+      <w:r>
+        <w:rPr>
+          <w:rtl/>
+          <w:cs/>
           <w:lang w:val="ar_AE" w:bidi="ar_AE"/>
         </w:rPr>
         <w:t>رَأُوبَيْن</w:t>
@@ -1404,11 +1728,15 @@
       </w:pPr>
       <w:r>
         <w:rPr>
-          <w:lang w:val="ar_AE" w:bidi="ar_AE"/>
-        </w:rPr>
-      </w:r>
-      <w:r>
-        <w:rPr>
+          <w:rtl/>
+          <w:cs/>
+          <w:lang w:val="ar_AE" w:bidi="ar_AE"/>
+        </w:rPr>
+      </w:r>
+      <w:r>
+        <w:rPr>
+          <w:rtl/>
+          <w:cs/>
           <w:lang w:val="ar_AE" w:bidi="ar_AE"/>
         </w:rPr>
         <w:t>شِمْعُون</w:t>
@@ -1423,11 +1751,15 @@
       </w:pPr>
       <w:r>
         <w:rPr>
-          <w:lang w:val="ar_AE" w:bidi="ar_AE"/>
-        </w:rPr>
-      </w:r>
-      <w:r>
-        <w:rPr>
+          <w:rtl/>
+          <w:cs/>
+          <w:lang w:val="ar_AE" w:bidi="ar_AE"/>
+        </w:rPr>
+      </w:r>
+      <w:r>
+        <w:rPr>
+          <w:rtl/>
+          <w:cs/>
           <w:lang w:val="ar_AE" w:bidi="ar_AE"/>
         </w:rPr>
         <w:t>لَاوِي</w:t>
@@ -1442,11 +1774,15 @@
       </w:pPr>
       <w:r>
         <w:rPr>
-          <w:lang w:val="ar_AE" w:bidi="ar_AE"/>
-        </w:rPr>
-      </w:r>
-      <w:r>
-        <w:rPr>
+          <w:rtl/>
+          <w:cs/>
+          <w:lang w:val="ar_AE" w:bidi="ar_AE"/>
+        </w:rPr>
+      </w:r>
+      <w:r>
+        <w:rPr>
+          <w:rtl/>
+          <w:cs/>
           <w:lang w:val="ar_AE" w:bidi="ar_AE"/>
         </w:rPr>
         <w:t>يَهُوذَا</w:t>
@@ -1461,11 +1797,15 @@
       </w:pPr>
       <w:r>
         <w:rPr>
-          <w:lang w:val="ar_AE" w:bidi="ar_AE"/>
-        </w:rPr>
-      </w:r>
-      <w:r>
-        <w:rPr>
+          <w:rtl/>
+          <w:cs/>
+          <w:lang w:val="ar_AE" w:bidi="ar_AE"/>
+        </w:rPr>
+      </w:r>
+      <w:r>
+        <w:rPr>
+          <w:rtl/>
+          <w:cs/>
           <w:lang w:val="ar_AE" w:bidi="ar_AE"/>
         </w:rPr>
         <w:t>يَسَّاكَر</w:t>
@@ -1480,11 +1820,15 @@
       </w:pPr>
       <w:r>
         <w:rPr>
-          <w:lang w:val="ar_AE" w:bidi="ar_AE"/>
-        </w:rPr>
-      </w:r>
-      <w:r>
-        <w:rPr>
+          <w:rtl/>
+          <w:cs/>
+          <w:lang w:val="ar_AE" w:bidi="ar_AE"/>
+        </w:rPr>
+      </w:r>
+      <w:r>
+        <w:rPr>
+          <w:rtl/>
+          <w:cs/>
           <w:lang w:val="ar_AE" w:bidi="ar_AE"/>
         </w:rPr>
         <w:t>زَبُولُون</w:t>
@@ -1499,11 +1843,15 @@
       </w:pPr>
       <w:r>
         <w:rPr>
-          <w:lang w:val="ar_AE" w:bidi="ar_AE"/>
-        </w:rPr>
-      </w:r>
-      <w:r>
-        <w:rPr>
+          <w:rtl/>
+          <w:cs/>
+          <w:lang w:val="ar_AE" w:bidi="ar_AE"/>
+        </w:rPr>
+      </w:r>
+      <w:r>
+        <w:rPr>
+          <w:rtl/>
+          <w:cs/>
           <w:lang w:val="ar_AE" w:bidi="ar_AE"/>
         </w:rPr>
         <w:t>دِينَة</w:t>
@@ -1515,11 +1863,15 @@
       </w:pPr>
       <w:r>
         <w:rPr>
-          <w:lang w:val="ar_AE" w:bidi="ar_AE"/>
-        </w:rPr>
-      </w:r>
-      <w:r>
-        <w:rPr>
+          <w:rtl/>
+          <w:cs/>
+          <w:lang w:val="ar_AE" w:bidi="ar_AE"/>
+        </w:rPr>
+      </w:r>
+      <w:r>
+        <w:rPr>
+          <w:rtl/>
+          <w:cs/>
           <w:lang w:val="ar_AE" w:bidi="ar_AE"/>
         </w:rPr>
         <w:t>في إحدى المرات، قايضت راحيل ليئة بالحصول على بعض اللفاح مقابل قضاء ليئة وقت مع يعقوب. كان الناس يعتقدون أن اللفاح يساعد النساء على الحمل. بعد أن قضت ليئة ليلة مع يعقوب، حملت وولدت ابنها الخامس (</w:t>
@@ -1527,6 +1879,8 @@
       <w:hyperlink r:id="rId49">
         <w:r>
           <w:rPr>
+            <w:rtl/>
+            <w:cs/>
             <w:lang w:val="ar_AE" w:bidi="ar_AE"/>
           </w:rPr>
           <w:rPr>
@@ -1538,6 +1892,8 @@
       </w:hyperlink>
       <w:r>
         <w:rPr>
+          <w:rtl/>
+          <w:cs/>
           <w:lang w:val="ar_AE" w:bidi="ar_AE"/>
         </w:rPr>
         <w:t>). زاد هذا من تفوقها في سباقها مع راحيل.</w:t>
@@ -1549,11 +1905,15 @@
       </w:pPr>
       <w:r>
         <w:rPr>
-          <w:lang w:val="ar_AE" w:bidi="ar_AE"/>
-        </w:rPr>
-      </w:r>
-      <w:r>
-        <w:rPr>
+          <w:rtl/>
+          <w:cs/>
+          <w:lang w:val="ar_AE" w:bidi="ar_AE"/>
+        </w:rPr>
+      </w:r>
+      <w:r>
+        <w:rPr>
+          <w:rtl/>
+          <w:cs/>
           <w:lang w:val="ar_AE" w:bidi="ar_AE"/>
         </w:rPr>
         <w:t>كانت ليئة أمًّا لسبطين مهمتين في تاريخ بني إسرائيل. سبط لاوي، وهو سبط الكهنة. وسبط يهوذا، وهو السبط الملكي، الذي جاء منه النسل الموعود يسوع المسيح (</w:t>
@@ -1561,6 +1921,8 @@
       <w:hyperlink r:id="rId50">
         <w:r>
           <w:rPr>
+            <w:rtl/>
+            <w:cs/>
             <w:lang w:val="ar_AE" w:bidi="ar_AE"/>
           </w:rPr>
           <w:rPr>
@@ -1572,6 +1934,8 @@
       </w:hyperlink>
       <w:r>
         <w:rPr>
+          <w:rtl/>
+          <w:cs/>
           <w:lang w:val="ar_AE" w:bidi="ar_AE"/>
         </w:rPr>
         <w:t xml:space="preserve">؛ </w:t>
@@ -1579,6 +1943,8 @@
       <w:hyperlink r:id="rId51">
         <w:r>
           <w:rPr>
+            <w:rtl/>
+            <w:cs/>
             <w:lang w:val="ar_AE" w:bidi="ar_AE"/>
           </w:rPr>
           <w:rPr>
@@ -1590,6 +1956,8 @@
       </w:hyperlink>
       <w:r>
         <w:rPr>
+          <w:rtl/>
+          <w:cs/>
           <w:lang w:val="ar_AE" w:bidi="ar_AE"/>
         </w:rPr>
         <w:t xml:space="preserve">؛ </w:t>
@@ -1597,6 +1965,8 @@
       <w:hyperlink r:id="rId52">
         <w:r>
           <w:rPr>
+            <w:rtl/>
+            <w:cs/>
             <w:lang w:val="ar_AE" w:bidi="ar_AE"/>
           </w:rPr>
           <w:rPr>
@@ -1608,6 +1978,8 @@
       </w:hyperlink>
       <w:r>
         <w:rPr>
+          <w:rtl/>
+          <w:cs/>
           <w:lang w:val="ar_AE" w:bidi="ar_AE"/>
         </w:rPr>
         <w:t xml:space="preserve">؛ </w:t>
@@ -1615,6 +1987,8 @@
       <w:hyperlink r:id="rId53">
         <w:r>
           <w:rPr>
+            <w:rtl/>
+            <w:cs/>
             <w:lang w:val="ar_AE" w:bidi="ar_AE"/>
           </w:rPr>
           <w:rPr>
@@ -1626,6 +2000,8 @@
       </w:hyperlink>
       <w:r>
         <w:rPr>
+          <w:rtl/>
+          <w:cs/>
           <w:lang w:val="ar_AE" w:bidi="ar_AE"/>
         </w:rPr>
         <w:t xml:space="preserve">). </w:t>
@@ -1637,12 +2013,16 @@
       </w:pPr>
       <w:r>
         <w:rPr>
+          <w:rtl/>
+          <w:cs/>
           <w:lang w:val="ar_AE" w:bidi="ar_AE"/>
         </w:rPr>
       </w:r>
       <w:r>
         <w:rPr>
           <w:u w:val="single"/>
+          <w:rtl/>
+          <w:cs/>
           <w:lang w:val="ar_AE" w:bidi="ar_AE"/>
         </w:rPr>
         <w:t>مقاطع كتابية لدراسة أعمق</w:t>
@@ -1654,12 +2034,16 @@
       </w:pPr>
       <w:r>
         <w:rPr>
+          <w:rtl/>
+          <w:cs/>
           <w:lang w:val="ar_AE" w:bidi="ar_AE"/>
         </w:rPr>
       </w:r>
       <w:hyperlink r:id="rId54">
         <w:r>
           <w:rPr>
+            <w:rtl/>
+            <w:cs/>
             <w:lang w:val="ar_AE" w:bidi="ar_AE"/>
           </w:rPr>
           <w:rPr>
@@ -1671,6 +2055,8 @@
       </w:hyperlink>
       <w:r>
         <w:rPr>
+          <w:rtl/>
+          <w:cs/>
           <w:lang w:val="ar_AE" w:bidi="ar_AE"/>
         </w:rPr>
         <w:t xml:space="preserve">؛ </w:t>
@@ -1678,6 +2064,8 @@
       <w:hyperlink r:id="rId55">
         <w:r>
           <w:rPr>
+            <w:rtl/>
+            <w:cs/>
             <w:lang w:val="ar_AE" w:bidi="ar_AE"/>
           </w:rPr>
           <w:rPr>
@@ -1689,6 +2077,8 @@
       </w:hyperlink>
       <w:r>
         <w:rPr>
+          <w:rtl/>
+          <w:cs/>
           <w:lang w:val="ar_AE" w:bidi="ar_AE"/>
         </w:rPr>
         <w:t xml:space="preserve">؛ </w:t>
@@ -1696,6 +2086,8 @@
       <w:hyperlink r:id="rId56">
         <w:r>
           <w:rPr>
+            <w:rtl/>
+            <w:cs/>
             <w:lang w:val="ar_AE" w:bidi="ar_AE"/>
           </w:rPr>
           <w:rPr>
@@ -1707,6 +2099,8 @@
       </w:hyperlink>
       <w:r>
         <w:rPr>
+          <w:rtl/>
+          <w:cs/>
           <w:lang w:val="ar_AE" w:bidi="ar_AE"/>
         </w:rPr>
         <w:t xml:space="preserve">؛ </w:t>
@@ -1714,6 +2108,8 @@
       <w:hyperlink r:id="rId57">
         <w:r>
           <w:rPr>
+            <w:rtl/>
+            <w:cs/>
             <w:lang w:val="ar_AE" w:bidi="ar_AE"/>
           </w:rPr>
           <w:rPr>
@@ -1725,6 +2121,8 @@
       </w:hyperlink>
       <w:r>
         <w:rPr>
+          <w:rtl/>
+          <w:cs/>
           <w:lang w:val="ar_AE" w:bidi="ar_AE"/>
         </w:rPr>
         <w:t xml:space="preserve">؛ </w:t>
@@ -1732,6 +2130,8 @@
       <w:hyperlink r:id="rId58">
         <w:r>
           <w:rPr>
+            <w:rtl/>
+            <w:cs/>
             <w:lang w:val="ar_AE" w:bidi="ar_AE"/>
           </w:rPr>
           <w:rPr>
@@ -1743,6 +2143,8 @@
       </w:hyperlink>
       <w:r>
         <w:rPr>
+          <w:rtl/>
+          <w:cs/>
           <w:lang w:val="ar_AE" w:bidi="ar_AE"/>
         </w:rPr>
         <w:t xml:space="preserve">؛ </w:t>
@@ -1750,6 +2152,8 @@
       <w:hyperlink r:id="rId59">
         <w:r>
           <w:rPr>
+            <w:rtl/>
+            <w:cs/>
             <w:lang w:val="ar_AE" w:bidi="ar_AE"/>
           </w:rPr>
           <w:rPr>
@@ -1761,6 +2165,8 @@
       </w:hyperlink>
       <w:r>
         <w:rPr>
+          <w:rtl/>
+          <w:cs/>
           <w:lang w:val="ar_AE" w:bidi="ar_AE"/>
         </w:rPr>
         <w:t xml:space="preserve">؛ </w:t>
@@ -1768,6 +2174,8 @@
       <w:hyperlink r:id="rId60">
         <w:r>
           <w:rPr>
+            <w:rtl/>
+            <w:cs/>
             <w:lang w:val="ar_AE" w:bidi="ar_AE"/>
           </w:rPr>
           <w:rPr>
@@ -1779,6 +2187,8 @@
       </w:hyperlink>
       <w:r>
         <w:rPr>
+          <w:rtl/>
+          <w:cs/>
           <w:lang w:val="ar_AE" w:bidi="ar_AE"/>
         </w:rPr>
         <w:t xml:space="preserve">؛ </w:t>
@@ -1786,6 +2196,8 @@
       <w:hyperlink r:id="rId61">
         <w:r>
           <w:rPr>
+            <w:rtl/>
+            <w:cs/>
             <w:lang w:val="ar_AE" w:bidi="ar_AE"/>
           </w:rPr>
           <w:rPr>
@@ -1797,17 +2209,23 @@
       </w:hyperlink>
       <w:r>
         <w:rPr>
+          <w:rtl/>
+          <w:cs/>
           <w:lang w:val="ar_AE" w:bidi="ar_AE"/>
         </w:rPr>
         <w:t>.</w:t>
       </w:r>
       <w:r>
         <w:rPr>
-          <w:lang w:val="ar_AE" w:bidi="ar_AE"/>
-        </w:rPr>
-      </w:r>
-      <w:r>
-        <w:rPr>
+          <w:rtl/>
+          <w:cs/>
+          <w:lang w:val="ar_AE" w:bidi="ar_AE"/>
+        </w:rPr>
+      </w:r>
+      <w:r>
+        <w:rPr>
+          <w:rtl/>
+          <w:cs/>
           <w:lang w:val="ar_AE" w:bidi="ar_AE"/>
         </w:rPr>
       </w:r>

--- a/arb/docx/018.content.docx
+++ b/arb/docx/018.content.docx
@@ -309,20 +309,14 @@
         </w:rPr>
         <w:t>كان لوط ابن أخي إبراهيم وسلف المؤابيين والعمونيين. وُلد لوط في أور مثل إبراهيم عمّه، وسافر مع تارح إلى حاران (</w:t>
       </w:r>
-      <w:hyperlink r:id="rId13">
-        <w:r>
-          <w:rPr>
-            <w:rtl/>
-            <w:cs/>
-            <w:lang w:val="ar_AE" w:bidi="ar_AE"/>
-          </w:rPr>
-          <w:rPr>
-            <w:color w:val="0000EE"/>
-            <w:u w:val="single"/>
-          </w:rPr>
-          <w:t>تكوين 11:27–32</w:t>
-        </w:r>
-      </w:hyperlink>
+      <w:r>
+        <w:rPr>
+          <w:rtl/>
+          <w:cs/>
+          <w:lang w:val="ar_AE" w:bidi="ar_AE"/>
+        </w:rPr>
+        <w:t>تكوين 11:27–32</w:t>
+      </w:r>
       <w:r>
         <w:rPr>
           <w:rtl/>
@@ -367,20 +361,14 @@
         </w:rPr>
         <w:t>" (</w:t>
       </w:r>
-      <w:hyperlink r:id="rId14">
-        <w:r>
-          <w:rPr>
-            <w:rtl/>
-            <w:cs/>
-            <w:lang w:val="ar_AE" w:bidi="ar_AE"/>
-          </w:rPr>
-          <w:rPr>
-            <w:color w:val="0000EE"/>
-            <w:u w:val="single"/>
-          </w:rPr>
-          <w:t>تكوين 13:10</w:t>
-        </w:r>
-      </w:hyperlink>
+      <w:r>
+        <w:rPr>
+          <w:rtl/>
+          <w:cs/>
+          <w:lang w:val="ar_AE" w:bidi="ar_AE"/>
+        </w:rPr>
+        <w:t>تكوين 13:10</w:t>
+      </w:r>
       <w:r>
         <w:rPr>
           <w:rtl/>
@@ -409,20 +397,14 @@
         </w:rPr>
         <w:t>حين كان لوط يعيش في سدوم، جاء أربعة ملوك من بلاد ما بين النهرين ملوك وهزموا ملوك خمس مدن من بينها سدوم. فنهبوا المدن التي هزموها، وأَسَرُوا لوط وعائلته وممتلكاته (</w:t>
       </w:r>
-      <w:hyperlink r:id="rId15">
-        <w:r>
-          <w:rPr>
-            <w:rtl/>
-            <w:cs/>
-            <w:lang w:val="ar_AE" w:bidi="ar_AE"/>
-          </w:rPr>
-          <w:rPr>
-            <w:color w:val="0000EE"/>
-            <w:u w:val="single"/>
-          </w:rPr>
-          <w:t>تكوين 14:1–12</w:t>
-        </w:r>
-      </w:hyperlink>
+      <w:r>
+        <w:rPr>
+          <w:rtl/>
+          <w:cs/>
+          <w:lang w:val="ar_AE" w:bidi="ar_AE"/>
+        </w:rPr>
+        <w:t>تكوين 14:1–12</w:t>
+      </w:r>
       <w:r>
         <w:rPr>
           <w:rtl/>
@@ -431,20 +413,14 @@
         </w:rPr>
         <w:t>). وعندما علم إبراهيم بذلك، قاد هجومًا ضد هؤلاء المعتدين وأنقذ الأسرى والممتلكات (</w:t>
       </w:r>
-      <w:hyperlink r:id="rId16">
-        <w:r>
-          <w:rPr>
-            <w:rtl/>
-            <w:cs/>
-            <w:lang w:val="ar_AE" w:bidi="ar_AE"/>
-          </w:rPr>
-          <w:rPr>
-            <w:color w:val="0000EE"/>
-            <w:u w:val="single"/>
-          </w:rPr>
-          <w:t>تكوين 14:13–16</w:t>
-        </w:r>
-      </w:hyperlink>
+      <w:r>
+        <w:rPr>
+          <w:rtl/>
+          <w:cs/>
+          <w:lang w:val="ar_AE" w:bidi="ar_AE"/>
+        </w:rPr>
+        <w:t>تكوين 14:13–16</w:t>
+      </w:r>
       <w:r>
         <w:rPr>
           <w:rtl/>
@@ -473,20 +449,14 @@
         </w:rPr>
         <w:t>بسبب شر سدوم وعمورة، قرر الله أن يهلك المدينتين. فأرسل ملاكين إلى لوط في سدوم لحثه على مغادرة المدينة التي كانت على وشك التدمير (</w:t>
       </w:r>
-      <w:hyperlink r:id="rId17">
-        <w:r>
-          <w:rPr>
-            <w:rtl/>
-            <w:cs/>
-            <w:lang w:val="ar_AE" w:bidi="ar_AE"/>
-          </w:rPr>
-          <w:rPr>
-            <w:color w:val="0000EE"/>
-            <w:u w:val="single"/>
-          </w:rPr>
-          <w:t>تكوين 19:1–15</w:t>
-        </w:r>
-      </w:hyperlink>
+      <w:r>
+        <w:rPr>
+          <w:rtl/>
+          <w:cs/>
+          <w:lang w:val="ar_AE" w:bidi="ar_AE"/>
+        </w:rPr>
+        <w:t>تكوين 19:1–15</w:t>
+      </w:r>
       <w:r>
         <w:rPr>
           <w:rtl/>
@@ -547,20 +517,14 @@
         </w:rPr>
         <w:t>، هم سلف المؤابيين والعمونيين (</w:t>
       </w:r>
-      <w:hyperlink r:id="rId18">
-        <w:r>
-          <w:rPr>
-            <w:rtl/>
-            <w:cs/>
-            <w:lang w:val="ar_AE" w:bidi="ar_AE"/>
-          </w:rPr>
-          <w:rPr>
-            <w:color w:val="0000EE"/>
-            <w:u w:val="single"/>
-          </w:rPr>
-          <w:t>تكوين 19:30–38</w:t>
-        </w:r>
-      </w:hyperlink>
+      <w:r>
+        <w:rPr>
+          <w:rtl/>
+          <w:cs/>
+          <w:lang w:val="ar_AE" w:bidi="ar_AE"/>
+        </w:rPr>
+        <w:t>تكوين 19:30–38</w:t>
+      </w:r>
       <w:r>
         <w:rPr>
           <w:rtl/>
@@ -569,20 +533,14 @@
         </w:rPr>
         <w:t xml:space="preserve">). وصارت هاتان الأمتان أعداء إسرائيل الدائمين (انظر </w:t>
       </w:r>
-      <w:hyperlink r:id="rId19">
-        <w:r>
-          <w:rPr>
-            <w:rtl/>
-            <w:cs/>
-            <w:lang w:val="ar_AE" w:bidi="ar_AE"/>
-          </w:rPr>
-          <w:rPr>
-            <w:color w:val="0000EE"/>
-            <w:u w:val="single"/>
-          </w:rPr>
-          <w:t>تثنية 23:3–6</w:t>
-        </w:r>
-      </w:hyperlink>
+      <w:r>
+        <w:rPr>
+          <w:rtl/>
+          <w:cs/>
+          <w:lang w:val="ar_AE" w:bidi="ar_AE"/>
+        </w:rPr>
+        <w:t>تثنية 23:3–6</w:t>
+      </w:r>
       <w:r>
         <w:rPr>
           <w:rtl/>
@@ -607,20 +565,14 @@
         </w:rPr>
         <w:t xml:space="preserve">” (انظر </w:t>
       </w:r>
-      <w:hyperlink r:id="rId20">
-        <w:r>
-          <w:rPr>
-            <w:rtl/>
-            <w:cs/>
-            <w:lang w:val="ar_AE" w:bidi="ar_AE"/>
-          </w:rPr>
-          <w:rPr>
-            <w:color w:val="0000EE"/>
-            <w:u w:val="single"/>
-          </w:rPr>
-          <w:t>2بطرس 2:6–9</w:t>
-        </w:r>
-      </w:hyperlink>
+      <w:r>
+        <w:rPr>
+          <w:rtl/>
+          <w:cs/>
+          <w:lang w:val="ar_AE" w:bidi="ar_AE"/>
+        </w:rPr>
+        <w:t>2بطرس 2:6–9</w:t>
+      </w:r>
       <w:r>
         <w:rPr>
           <w:rtl/>
@@ -662,20 +614,14 @@
           <w:lang w:val="ar_AE" w:bidi="ar_AE"/>
         </w:rPr>
       </w:r>
-      <w:hyperlink r:id="rId21">
-        <w:r>
-          <w:rPr>
-            <w:rtl/>
-            <w:cs/>
-            <w:lang w:val="ar_AE" w:bidi="ar_AE"/>
-          </w:rPr>
-          <w:rPr>
-            <w:color w:val="0000EE"/>
-            <w:u w:val="single"/>
-          </w:rPr>
-          <w:t>تكوين 11:27</w:t>
-        </w:r>
-      </w:hyperlink>
+      <w:r>
+        <w:rPr>
+          <w:rtl/>
+          <w:cs/>
+          <w:lang w:val="ar_AE" w:bidi="ar_AE"/>
+        </w:rPr>
+        <w:t>تكوين 11:27</w:t>
+      </w:r>
       <w:r>
         <w:rPr>
           <w:rtl/>
@@ -684,20 +630,14 @@
         </w:rPr>
         <w:t xml:space="preserve">، </w:t>
       </w:r>
-      <w:hyperlink r:id="rId22">
-        <w:r>
-          <w:rPr>
-            <w:rtl/>
-            <w:cs/>
-            <w:lang w:val="ar_AE" w:bidi="ar_AE"/>
-          </w:rPr>
-          <w:rPr>
-            <w:color w:val="0000EE"/>
-            <w:u w:val="single"/>
-          </w:rPr>
-          <w:t>31</w:t>
-        </w:r>
-      </w:hyperlink>
+      <w:r>
+        <w:rPr>
+          <w:rtl/>
+          <w:cs/>
+          <w:lang w:val="ar_AE" w:bidi="ar_AE"/>
+        </w:rPr>
+        <w:t>31</w:t>
+      </w:r>
       <w:r>
         <w:rPr>
           <w:rtl/>
@@ -706,20 +646,14 @@
         </w:rPr>
         <w:t xml:space="preserve">؛ </w:t>
       </w:r>
-      <w:hyperlink r:id="rId23">
-        <w:r>
-          <w:rPr>
-            <w:rtl/>
-            <w:cs/>
-            <w:lang w:val="ar_AE" w:bidi="ar_AE"/>
-          </w:rPr>
-          <w:rPr>
-            <w:color w:val="0000EE"/>
-            <w:u w:val="single"/>
-          </w:rPr>
-          <w:t>12:4–5</w:t>
-        </w:r>
-      </w:hyperlink>
+      <w:r>
+        <w:rPr>
+          <w:rtl/>
+          <w:cs/>
+          <w:lang w:val="ar_AE" w:bidi="ar_AE"/>
+        </w:rPr>
+        <w:t>12:4–5</w:t>
+      </w:r>
       <w:r>
         <w:rPr>
           <w:rtl/>
@@ -728,20 +662,14 @@
         </w:rPr>
         <w:t xml:space="preserve">؛ </w:t>
       </w:r>
-      <w:hyperlink r:id="rId24">
-        <w:r>
-          <w:rPr>
-            <w:rtl/>
-            <w:cs/>
-            <w:lang w:val="ar_AE" w:bidi="ar_AE"/>
-          </w:rPr>
-          <w:rPr>
-            <w:color w:val="0000EE"/>
-            <w:u w:val="single"/>
-          </w:rPr>
-          <w:t>13:1–14</w:t>
-        </w:r>
-      </w:hyperlink>
+      <w:r>
+        <w:rPr>
+          <w:rtl/>
+          <w:cs/>
+          <w:lang w:val="ar_AE" w:bidi="ar_AE"/>
+        </w:rPr>
+        <w:t>13:1–14</w:t>
+      </w:r>
       <w:r>
         <w:rPr>
           <w:rtl/>
@@ -750,20 +678,14 @@
         </w:rPr>
         <w:t xml:space="preserve">؛ </w:t>
       </w:r>
-      <w:hyperlink r:id="rId25">
-        <w:r>
-          <w:rPr>
-            <w:rtl/>
-            <w:cs/>
-            <w:lang w:val="ar_AE" w:bidi="ar_AE"/>
-          </w:rPr>
-          <w:rPr>
-            <w:color w:val="0000EE"/>
-            <w:u w:val="single"/>
-          </w:rPr>
-          <w:t>14:12–16</w:t>
-        </w:r>
-      </w:hyperlink>
+      <w:r>
+        <w:rPr>
+          <w:rtl/>
+          <w:cs/>
+          <w:lang w:val="ar_AE" w:bidi="ar_AE"/>
+        </w:rPr>
+        <w:t>14:12–16</w:t>
+      </w:r>
       <w:r>
         <w:rPr>
           <w:rtl/>
@@ -772,20 +694,14 @@
         </w:rPr>
         <w:t xml:space="preserve">؛ </w:t>
       </w:r>
-      <w:hyperlink r:id="rId26">
-        <w:r>
-          <w:rPr>
-            <w:rtl/>
-            <w:cs/>
-            <w:lang w:val="ar_AE" w:bidi="ar_AE"/>
-          </w:rPr>
-          <w:rPr>
-            <w:color w:val="0000EE"/>
-            <w:u w:val="single"/>
-          </w:rPr>
-          <w:t>19:1–38</w:t>
-        </w:r>
-      </w:hyperlink>
+      <w:r>
+        <w:rPr>
+          <w:rtl/>
+          <w:cs/>
+          <w:lang w:val="ar_AE" w:bidi="ar_AE"/>
+        </w:rPr>
+        <w:t>19:1–38</w:t>
+      </w:r>
       <w:r>
         <w:rPr>
           <w:rtl/>
@@ -794,20 +710,14 @@
         </w:rPr>
         <w:t xml:space="preserve">؛ </w:t>
       </w:r>
-      <w:hyperlink r:id="rId27">
-        <w:r>
-          <w:rPr>
-            <w:rtl/>
-            <w:cs/>
-            <w:lang w:val="ar_AE" w:bidi="ar_AE"/>
-          </w:rPr>
-          <w:rPr>
-            <w:color w:val="0000EE"/>
-            <w:u w:val="single"/>
-          </w:rPr>
-          <w:t>تثنية 2:9</w:t>
-        </w:r>
-      </w:hyperlink>
+      <w:r>
+        <w:rPr>
+          <w:rtl/>
+          <w:cs/>
+          <w:lang w:val="ar_AE" w:bidi="ar_AE"/>
+        </w:rPr>
+        <w:t>تثنية 2:9</w:t>
+      </w:r>
       <w:r>
         <w:rPr>
           <w:rtl/>
@@ -816,20 +726,14 @@
         </w:rPr>
         <w:t xml:space="preserve">، </w:t>
       </w:r>
-      <w:hyperlink r:id="rId28">
-        <w:r>
-          <w:rPr>
-            <w:rtl/>
-            <w:cs/>
-            <w:lang w:val="ar_AE" w:bidi="ar_AE"/>
-          </w:rPr>
-          <w:rPr>
-            <w:color w:val="0000EE"/>
-            <w:u w:val="single"/>
-          </w:rPr>
-          <w:t>17–19</w:t>
-        </w:r>
-      </w:hyperlink>
+      <w:r>
+        <w:rPr>
+          <w:rtl/>
+          <w:cs/>
+          <w:lang w:val="ar_AE" w:bidi="ar_AE"/>
+        </w:rPr>
+        <w:t>17–19</w:t>
+      </w:r>
       <w:r>
         <w:rPr>
           <w:rtl/>
@@ -838,20 +742,14 @@
         </w:rPr>
         <w:t xml:space="preserve">؛ </w:t>
       </w:r>
-      <w:hyperlink r:id="rId29">
-        <w:r>
-          <w:rPr>
-            <w:rtl/>
-            <w:cs/>
-            <w:lang w:val="ar_AE" w:bidi="ar_AE"/>
-          </w:rPr>
-          <w:rPr>
-            <w:color w:val="0000EE"/>
-            <w:u w:val="single"/>
-          </w:rPr>
-          <w:t>مزمور 83:4–8</w:t>
-        </w:r>
-      </w:hyperlink>
+      <w:r>
+        <w:rPr>
+          <w:rtl/>
+          <w:cs/>
+          <w:lang w:val="ar_AE" w:bidi="ar_AE"/>
+        </w:rPr>
+        <w:t>مزمور 83:4–8</w:t>
+      </w:r>
       <w:r>
         <w:rPr>
           <w:rtl/>
@@ -860,20 +758,14 @@
         </w:rPr>
         <w:t xml:space="preserve">؛ </w:t>
       </w:r>
-      <w:hyperlink r:id="rId30">
-        <w:r>
-          <w:rPr>
-            <w:rtl/>
-            <w:cs/>
-            <w:lang w:val="ar_AE" w:bidi="ar_AE"/>
-          </w:rPr>
-          <w:rPr>
-            <w:color w:val="0000EE"/>
-            <w:u w:val="single"/>
-          </w:rPr>
-          <w:t>لوقا 17:28–33</w:t>
-        </w:r>
-      </w:hyperlink>
+      <w:r>
+        <w:rPr>
+          <w:rtl/>
+          <w:cs/>
+          <w:lang w:val="ar_AE" w:bidi="ar_AE"/>
+        </w:rPr>
+        <w:t>لوقا 17:28–33</w:t>
+      </w:r>
       <w:r>
         <w:rPr>
           <w:rtl/>
@@ -882,20 +774,14 @@
         </w:rPr>
         <w:t xml:space="preserve">؛ </w:t>
       </w:r>
-      <w:hyperlink r:id="rId20">
-        <w:r>
-          <w:rPr>
-            <w:rtl/>
-            <w:cs/>
-            <w:lang w:val="ar_AE" w:bidi="ar_AE"/>
-          </w:rPr>
-          <w:rPr>
-            <w:color w:val="0000EE"/>
-            <w:u w:val="single"/>
-          </w:rPr>
-          <w:t>2بطرس 2:6–9</w:t>
-        </w:r>
-      </w:hyperlink>
+      <w:r>
+        <w:rPr>
+          <w:rtl/>
+          <w:cs/>
+          <w:lang w:val="ar_AE" w:bidi="ar_AE"/>
+        </w:rPr>
+        <w:t>2بطرس 2:6–9</w:t>
+      </w:r>
       <w:r>
         <w:rPr>
           <w:rtl/>
@@ -1007,20 +893,14 @@
         </w:rPr>
         <w:t>" و"العامل [الأمين] معي" (</w:t>
       </w:r>
-      <w:hyperlink r:id="rId31">
-        <w:r>
-          <w:rPr>
-            <w:rtl/>
-            <w:cs/>
-            <w:lang w:val="ar_AE" w:bidi="ar_AE"/>
-          </w:rPr>
-          <w:rPr>
-            <w:color w:val="0000EE"/>
-            <w:u w:val="single"/>
-          </w:rPr>
-          <w:t>كولوسي 4:14</w:t>
-        </w:r>
-      </w:hyperlink>
+      <w:r>
+        <w:rPr>
+          <w:rtl/>
+          <w:cs/>
+          <w:lang w:val="ar_AE" w:bidi="ar_AE"/>
+        </w:rPr>
+        <w:t>كولوسي 4:14</w:t>
+      </w:r>
       <w:r>
         <w:rPr>
           <w:rtl/>
@@ -1029,20 +909,14 @@
         </w:rPr>
         <w:t xml:space="preserve">؛ </w:t>
       </w:r>
-      <w:hyperlink r:id="rId32">
-        <w:r>
-          <w:rPr>
-            <w:rtl/>
-            <w:cs/>
-            <w:lang w:val="ar_AE" w:bidi="ar_AE"/>
-          </w:rPr>
-          <w:rPr>
-            <w:color w:val="0000EE"/>
-            <w:u w:val="single"/>
-          </w:rPr>
-          <w:t>فليمون 1:24</w:t>
-        </w:r>
-      </w:hyperlink>
+      <w:r>
+        <w:rPr>
+          <w:rtl/>
+          <w:cs/>
+          <w:lang w:val="ar_AE" w:bidi="ar_AE"/>
+        </w:rPr>
+        <w:t>فليمون 1:24</w:t>
+      </w:r>
       <w:r>
         <w:rPr>
           <w:rtl/>
@@ -1051,20 +925,14 @@
         </w:rPr>
         <w:t>). ولم يبقَ مع بولس من المؤمنين حين كان ينتظر الإعدام في رومَا سوى لوقا (</w:t>
       </w:r>
-      <w:hyperlink r:id="rId33">
-        <w:r>
-          <w:rPr>
-            <w:rtl/>
-            <w:cs/>
-            <w:lang w:val="ar_AE" w:bidi="ar_AE"/>
-          </w:rPr>
-          <w:rPr>
-            <w:color w:val="0000EE"/>
-            <w:u w:val="single"/>
-          </w:rPr>
-          <w:t>2تيموثاوس 4:11</w:t>
-        </w:r>
-      </w:hyperlink>
+      <w:r>
+        <w:rPr>
+          <w:rtl/>
+          <w:cs/>
+          <w:lang w:val="ar_AE" w:bidi="ar_AE"/>
+        </w:rPr>
+        <w:t>2تيموثاوس 4:11</w:t>
+      </w:r>
       <w:r>
         <w:rPr>
           <w:rtl/>
@@ -1093,20 +961,14 @@
         </w:rPr>
         <w:t xml:space="preserve">من المرجح أن لوقا جمع معلومات لإنجيله والجزء الأول من سفر أعمال الرسل في أثناء رحلة بولس الأخيرة إلى أورشليم. تقابل مع كثيرين في يهوذا حين كان بولس مسجونًا هناك على طيلة عامين. تحدث لوقا مع الذين سمعوا ورَأَوْا يسوع، وبحث أيضًا فيما كتبه الآخرون عنه. ثم كتب روايته التفصيلية عن حياة يسوع وتعاليمه (انظر </w:t>
       </w:r>
-      <w:hyperlink r:id="rId34">
-        <w:r>
-          <w:rPr>
-            <w:rtl/>
-            <w:cs/>
-            <w:lang w:val="ar_AE" w:bidi="ar_AE"/>
-          </w:rPr>
-          <w:rPr>
-            <w:color w:val="0000EE"/>
-            <w:u w:val="single"/>
-          </w:rPr>
-          <w:t>لوقا 1:1–4</w:t>
-        </w:r>
-      </w:hyperlink>
+      <w:r>
+        <w:rPr>
+          <w:rtl/>
+          <w:cs/>
+          <w:lang w:val="ar_AE" w:bidi="ar_AE"/>
+        </w:rPr>
+        <w:t>لوقا 1:1–4</w:t>
+      </w:r>
       <w:r>
         <w:rPr>
           <w:rtl/>
@@ -1135,20 +997,14 @@
         </w:rPr>
         <w:t xml:space="preserve">عندما سافر بولس بالسفينة إلى رومَا لمحاكمته، رافقه لوقا. حين كان بولس تحت الإقامة الجبرية، منتظرًا أن تجرى محاكمته، ربما استغل لوقا هذا الوقت لكتابة سفر أعمال الرسل. تقدم الفصول الخمسة عشر الأولى سردًا لأعمال التبشير الأولى بالترتيب الذي حدثت به وكما رواها له تاميذ يسوع الأوائل. ربما أخبره بولس نفسه ببعض هذه الأمور. بدءًا من </w:t>
       </w:r>
-      <w:hyperlink r:id="rId35">
-        <w:r>
-          <w:rPr>
-            <w:rtl/>
-            <w:cs/>
-            <w:lang w:val="ar_AE" w:bidi="ar_AE"/>
-          </w:rPr>
-          <w:rPr>
-            <w:color w:val="0000EE"/>
-            <w:u w:val="single"/>
-          </w:rPr>
-          <w:t>أعمال الرسل 16:10</w:t>
-        </w:r>
-      </w:hyperlink>
+      <w:r>
+        <w:rPr>
+          <w:rtl/>
+          <w:cs/>
+          <w:lang w:val="ar_AE" w:bidi="ar_AE"/>
+        </w:rPr>
+        <w:t>أعمال الرسل 16:10</w:t>
+      </w:r>
       <w:r>
         <w:rPr>
           <w:rtl/>
@@ -1157,20 +1013,14 @@
         </w:rPr>
         <w:t xml:space="preserve">، يكتب لوقا عمّا رآه وشهده بنفسه حين انضم إلى فريق بولس. في أعمال الرسل، يبرز لوقا كيف مكّن الروح المبشرين الأوائل، وأرشدهم في خدمتهم (انظر </w:t>
       </w:r>
-      <w:hyperlink r:id="rId36">
-        <w:r>
-          <w:rPr>
-            <w:rtl/>
-            <w:cs/>
-            <w:lang w:val="ar_AE" w:bidi="ar_AE"/>
-          </w:rPr>
-          <w:rPr>
-            <w:color w:val="0000EE"/>
-            <w:u w:val="single"/>
-          </w:rPr>
-          <w:t>أعمال الرسل 1:4–5</w:t>
-        </w:r>
-      </w:hyperlink>
+      <w:r>
+        <w:rPr>
+          <w:rtl/>
+          <w:cs/>
+          <w:lang w:val="ar_AE" w:bidi="ar_AE"/>
+        </w:rPr>
+        <w:t>أعمال الرسل 1:4–5</w:t>
+      </w:r>
       <w:r>
         <w:rPr>
           <w:rtl/>
@@ -1179,20 +1029,14 @@
         </w:rPr>
         <w:t xml:space="preserve">، </w:t>
       </w:r>
-      <w:hyperlink r:id="rId37">
-        <w:r>
-          <w:rPr>
-            <w:rtl/>
-            <w:cs/>
-            <w:lang w:val="ar_AE" w:bidi="ar_AE"/>
-          </w:rPr>
-          <w:rPr>
-            <w:color w:val="0000EE"/>
-            <w:u w:val="single"/>
-          </w:rPr>
-          <w:t>8</w:t>
-        </w:r>
-      </w:hyperlink>
+      <w:r>
+        <w:rPr>
+          <w:rtl/>
+          <w:cs/>
+          <w:lang w:val="ar_AE" w:bidi="ar_AE"/>
+        </w:rPr>
+        <w:t>8</w:t>
+      </w:r>
       <w:r>
         <w:rPr>
           <w:rtl/>
@@ -1201,20 +1045,14 @@
         </w:rPr>
         <w:t>). ينتهي السِفر، وبولس لا يزال تحت الإقامة الجبرية في رومَا (</w:t>
       </w:r>
-      <w:hyperlink r:id="rId38">
-        <w:r>
-          <w:rPr>
-            <w:rtl/>
-            <w:cs/>
-            <w:lang w:val="ar_AE" w:bidi="ar_AE"/>
-          </w:rPr>
-          <w:rPr>
-            <w:color w:val="0000EE"/>
-            <w:u w:val="single"/>
-          </w:rPr>
-          <w:t>أعمال الرسل 28:30–31</w:t>
-        </w:r>
-      </w:hyperlink>
+      <w:r>
+        <w:rPr>
+          <w:rtl/>
+          <w:cs/>
+          <w:lang w:val="ar_AE" w:bidi="ar_AE"/>
+        </w:rPr>
+        <w:t>أعمال الرسل 28:30–31</w:t>
+      </w:r>
       <w:r>
         <w:rPr>
           <w:rtl/>
@@ -1276,20 +1114,14 @@
           <w:lang w:val="ar_AE" w:bidi="ar_AE"/>
         </w:rPr>
       </w:r>
-      <w:hyperlink r:id="rId39">
-        <w:r>
-          <w:rPr>
-            <w:rtl/>
-            <w:cs/>
-            <w:lang w:val="ar_AE" w:bidi="ar_AE"/>
-          </w:rPr>
-          <w:rPr>
-            <w:color w:val="0000EE"/>
-            <w:u w:val="single"/>
-          </w:rPr>
-          <w:t>لوقا 1:3</w:t>
-        </w:r>
-      </w:hyperlink>
+      <w:r>
+        <w:rPr>
+          <w:rtl/>
+          <w:cs/>
+          <w:lang w:val="ar_AE" w:bidi="ar_AE"/>
+        </w:rPr>
+        <w:t>لوقا 1:3</w:t>
+      </w:r>
       <w:r>
         <w:rPr>
           <w:rtl/>
@@ -1298,20 +1130,14 @@
         </w:rPr>
         <w:t xml:space="preserve">؛ </w:t>
       </w:r>
-      <w:hyperlink r:id="rId40">
-        <w:r>
-          <w:rPr>
-            <w:rtl/>
-            <w:cs/>
-            <w:lang w:val="ar_AE" w:bidi="ar_AE"/>
-          </w:rPr>
-          <w:rPr>
-            <w:color w:val="0000EE"/>
-            <w:u w:val="single"/>
-          </w:rPr>
-          <w:t>أعمال الرسل 1:1</w:t>
-        </w:r>
-      </w:hyperlink>
+      <w:r>
+        <w:rPr>
+          <w:rtl/>
+          <w:cs/>
+          <w:lang w:val="ar_AE" w:bidi="ar_AE"/>
+        </w:rPr>
+        <w:t>أعمال الرسل 1:1</w:t>
+      </w:r>
       <w:r>
         <w:rPr>
           <w:rtl/>
@@ -1320,20 +1146,14 @@
         </w:rPr>
         <w:t xml:space="preserve">؛ </w:t>
       </w:r>
-      <w:hyperlink r:id="rId35">
-        <w:r>
-          <w:rPr>
-            <w:rtl/>
-            <w:cs/>
-            <w:lang w:val="ar_AE" w:bidi="ar_AE"/>
-          </w:rPr>
-          <w:rPr>
-            <w:color w:val="0000EE"/>
-            <w:u w:val="single"/>
-          </w:rPr>
-          <w:t>16:10</w:t>
-        </w:r>
-      </w:hyperlink>
+      <w:r>
+        <w:rPr>
+          <w:rtl/>
+          <w:cs/>
+          <w:lang w:val="ar_AE" w:bidi="ar_AE"/>
+        </w:rPr>
+        <w:t>16:10</w:t>
+      </w:r>
       <w:r>
         <w:rPr>
           <w:rtl/>
@@ -1342,20 +1162,14 @@
         </w:rPr>
         <w:t xml:space="preserve">؛ </w:t>
       </w:r>
-      <w:hyperlink r:id="rId31">
-        <w:r>
-          <w:rPr>
-            <w:rtl/>
-            <w:cs/>
-            <w:lang w:val="ar_AE" w:bidi="ar_AE"/>
-          </w:rPr>
-          <w:rPr>
-            <w:color w:val="0000EE"/>
-            <w:u w:val="single"/>
-          </w:rPr>
-          <w:t>كولوسي 4:14</w:t>
-        </w:r>
-      </w:hyperlink>
+      <w:r>
+        <w:rPr>
+          <w:rtl/>
+          <w:cs/>
+          <w:lang w:val="ar_AE" w:bidi="ar_AE"/>
+        </w:rPr>
+        <w:t>كولوسي 4:14</w:t>
+      </w:r>
       <w:r>
         <w:rPr>
           <w:rtl/>
@@ -1364,20 +1178,14 @@
         </w:rPr>
         <w:t xml:space="preserve">؛ </w:t>
       </w:r>
-      <w:hyperlink r:id="rId33">
-        <w:r>
-          <w:rPr>
-            <w:rtl/>
-            <w:cs/>
-            <w:lang w:val="ar_AE" w:bidi="ar_AE"/>
-          </w:rPr>
-          <w:rPr>
-            <w:color w:val="0000EE"/>
-            <w:u w:val="single"/>
-          </w:rPr>
-          <w:t>2تيموثاوس 4:11</w:t>
-        </w:r>
-      </w:hyperlink>
+      <w:r>
+        <w:rPr>
+          <w:rtl/>
+          <w:cs/>
+          <w:lang w:val="ar_AE" w:bidi="ar_AE"/>
+        </w:rPr>
+        <w:t>2تيموثاوس 4:11</w:t>
+      </w:r>
       <w:r>
         <w:rPr>
           <w:rtl/>
@@ -1386,20 +1194,14 @@
         </w:rPr>
         <w:t xml:space="preserve">؛ </w:t>
       </w:r>
-      <w:hyperlink r:id="rId32">
-        <w:r>
-          <w:rPr>
-            <w:rtl/>
-            <w:cs/>
-            <w:lang w:val="ar_AE" w:bidi="ar_AE"/>
-          </w:rPr>
-          <w:rPr>
-            <w:color w:val="0000EE"/>
-            <w:u w:val="single"/>
-          </w:rPr>
-          <w:t>فليمون 1:24</w:t>
-        </w:r>
-      </w:hyperlink>
+      <w:r>
+        <w:rPr>
+          <w:rtl/>
+          <w:cs/>
+          <w:lang w:val="ar_AE" w:bidi="ar_AE"/>
+        </w:rPr>
+        <w:t>فليمون 1:24</w:t>
+      </w:r>
       <w:r>
         <w:rPr>
           <w:rtl/>
@@ -1495,20 +1297,14 @@
         </w:rPr>
         <w:t>خدع يعقوب أبيه إسحاق ليحصل على البركة التي كانت من نصيب عيسو (</w:t>
       </w:r>
-      <w:hyperlink r:id="rId41">
-        <w:r>
-          <w:rPr>
-            <w:rtl/>
-            <w:cs/>
-            <w:lang w:val="ar_AE" w:bidi="ar_AE"/>
-          </w:rPr>
-          <w:rPr>
-            <w:color w:val="0000EE"/>
-            <w:u w:val="single"/>
-          </w:rPr>
-          <w:t>تكوين 27:1–40</w:t>
-        </w:r>
-      </w:hyperlink>
+      <w:r>
+        <w:rPr>
+          <w:rtl/>
+          <w:cs/>
+          <w:lang w:val="ar_AE" w:bidi="ar_AE"/>
+        </w:rPr>
+        <w:t>تكوين 27:1–40</w:t>
+      </w:r>
       <w:r>
         <w:rPr>
           <w:rtl/>
@@ -1517,20 +1313,14 @@
         </w:rPr>
         <w:t>). ثم ذهب إلى خاله لابان في أرام، حيث أراد الهرب من غضب عيسو والبحث عن زوجة له (</w:t>
       </w:r>
-      <w:hyperlink r:id="rId42">
-        <w:r>
-          <w:rPr>
-            <w:rtl/>
-            <w:cs/>
-            <w:lang w:val="ar_AE" w:bidi="ar_AE"/>
-          </w:rPr>
-          <w:rPr>
-            <w:color w:val="0000EE"/>
-            <w:u w:val="single"/>
-          </w:rPr>
-          <w:t>تكوين 27:41–28:5</w:t>
-        </w:r>
-      </w:hyperlink>
+      <w:r>
+        <w:rPr>
+          <w:rtl/>
+          <w:cs/>
+          <w:lang w:val="ar_AE" w:bidi="ar_AE"/>
+        </w:rPr>
+        <w:t>تكوين 27:41–28:5</w:t>
+      </w:r>
       <w:r>
         <w:rPr>
           <w:rtl/>
@@ -1539,20 +1329,14 @@
         </w:rPr>
         <w:t>). وقع يعقوب في حب ابنة خاله راحيل، واتفق مع أبيها على الزواج منها بعد العمل لديه مدة سبع سنوات (</w:t>
       </w:r>
-      <w:hyperlink r:id="rId43">
-        <w:r>
-          <w:rPr>
-            <w:rtl/>
-            <w:cs/>
-            <w:lang w:val="ar_AE" w:bidi="ar_AE"/>
-          </w:rPr>
-          <w:rPr>
-            <w:color w:val="0000EE"/>
-            <w:u w:val="single"/>
-          </w:rPr>
-          <w:t>تكوين 29:17–20</w:t>
-        </w:r>
-      </w:hyperlink>
+      <w:r>
+        <w:rPr>
+          <w:rtl/>
+          <w:cs/>
+          <w:lang w:val="ar_AE" w:bidi="ar_AE"/>
+        </w:rPr>
+        <w:t>تكوين 29:17–20</w:t>
+      </w:r>
       <w:r>
         <w:rPr>
           <w:rtl/>
@@ -1561,20 +1345,14 @@
         </w:rPr>
         <w:t>). وفي وليمة الزفاف (في العُرس)، خدع لابان يعقوب فأعطاه ليئة بدلًا من راحيل (</w:t>
       </w:r>
-      <w:hyperlink r:id="rId44">
-        <w:r>
-          <w:rPr>
-            <w:rtl/>
-            <w:cs/>
-            <w:lang w:val="ar_AE" w:bidi="ar_AE"/>
-          </w:rPr>
-          <w:rPr>
-            <w:color w:val="0000EE"/>
-            <w:u w:val="single"/>
-          </w:rPr>
-          <w:t>تكوين 29:21–25</w:t>
-        </w:r>
-      </w:hyperlink>
+      <w:r>
+        <w:rPr>
+          <w:rtl/>
+          <w:cs/>
+          <w:lang w:val="ar_AE" w:bidi="ar_AE"/>
+        </w:rPr>
+        <w:t>تكوين 29:21–25</w:t>
+      </w:r>
       <w:r>
         <w:rPr>
           <w:rtl/>
@@ -1583,20 +1361,14 @@
         </w:rPr>
         <w:t>). أوضح لابان أن العُرف يتطلب زواج الابنة الكبرى أولًا (</w:t>
       </w:r>
-      <w:hyperlink r:id="rId45">
-        <w:r>
-          <w:rPr>
-            <w:rtl/>
-            <w:cs/>
-            <w:lang w:val="ar_AE" w:bidi="ar_AE"/>
-          </w:rPr>
-          <w:rPr>
-            <w:color w:val="0000EE"/>
-            <w:u w:val="single"/>
-          </w:rPr>
-          <w:t>تكوين 29:26</w:t>
-        </w:r>
-      </w:hyperlink>
+      <w:r>
+        <w:rPr>
+          <w:rtl/>
+          <w:cs/>
+          <w:lang w:val="ar_AE" w:bidi="ar_AE"/>
+        </w:rPr>
+        <w:t>تكوين 29:26</w:t>
+      </w:r>
       <w:r>
         <w:rPr>
           <w:rtl/>
@@ -1605,20 +1377,14 @@
         </w:rPr>
         <w:t>). كانت ليئة أقل جمالًا من أختها (</w:t>
       </w:r>
-      <w:hyperlink r:id="rId46">
-        <w:r>
-          <w:rPr>
-            <w:rtl/>
-            <w:cs/>
-            <w:lang w:val="ar_AE" w:bidi="ar_AE"/>
-          </w:rPr>
-          <w:rPr>
-            <w:color w:val="0000EE"/>
-            <w:u w:val="single"/>
-          </w:rPr>
-          <w:t>تكوين 29:17</w:t>
-        </w:r>
-      </w:hyperlink>
+      <w:r>
+        <w:rPr>
+          <w:rtl/>
+          <w:cs/>
+          <w:lang w:val="ar_AE" w:bidi="ar_AE"/>
+        </w:rPr>
+        <w:t>تكوين 29:17</w:t>
+      </w:r>
       <w:r>
         <w:rPr>
           <w:rtl/>
@@ -1627,20 +1393,14 @@
         </w:rPr>
         <w:t>). ولم يكن يعقوب يحبّها كمحبته لراحيل (</w:t>
       </w:r>
-      <w:hyperlink r:id="rId47">
-        <w:r>
-          <w:rPr>
-            <w:rtl/>
-            <w:cs/>
-            <w:lang w:val="ar_AE" w:bidi="ar_AE"/>
-          </w:rPr>
-          <w:rPr>
-            <w:color w:val="0000EE"/>
-            <w:u w:val="single"/>
-          </w:rPr>
-          <w:t>تكوين 29:30–35</w:t>
-        </w:r>
-      </w:hyperlink>
+      <w:r>
+        <w:rPr>
+          <w:rtl/>
+          <w:cs/>
+          <w:lang w:val="ar_AE" w:bidi="ar_AE"/>
+        </w:rPr>
+        <w:t>تكوين 29:30–35</w:t>
+      </w:r>
       <w:r>
         <w:rPr>
           <w:rtl/>
@@ -1669,20 +1429,14 @@
         </w:rPr>
         <w:t>كان يعقوب يحب راحيل كثيرًا حتى أنه عمل سبع سنوات أخرى ليتزوج منها. ولأن يعقوب كان يفضل راحيل عن ليئة، بارك الرب ليئة بستة أبناء وابنة قبل أن تتمكن راحيل من إنجاب الأولاد (</w:t>
       </w:r>
-      <w:hyperlink r:id="rId48">
-        <w:r>
-          <w:rPr>
-            <w:rtl/>
-            <w:cs/>
-            <w:lang w:val="ar_AE" w:bidi="ar_AE"/>
-          </w:rPr>
-          <w:rPr>
-            <w:color w:val="0000EE"/>
-            <w:u w:val="single"/>
-          </w:rPr>
-          <w:t>تكوين 29:31–30:22</w:t>
-        </w:r>
-      </w:hyperlink>
+      <w:r>
+        <w:rPr>
+          <w:rtl/>
+          <w:cs/>
+          <w:lang w:val="ar_AE" w:bidi="ar_AE"/>
+        </w:rPr>
+        <w:t>تكوين 29:31–30:22</w:t>
+      </w:r>
       <w:r>
         <w:rPr>
           <w:rtl/>
@@ -1876,20 +1630,14 @@
         </w:rPr>
         <w:t>في إحدى المرات، قايضت راحيل ليئة بالحصول على بعض اللفاح مقابل قضاء ليئة وقت مع يعقوب. كان الناس يعتقدون أن اللفاح يساعد النساء على الحمل. بعد أن قضت ليئة ليلة مع يعقوب، حملت وولدت ابنها الخامس (</w:t>
       </w:r>
-      <w:hyperlink r:id="rId49">
-        <w:r>
-          <w:rPr>
-            <w:rtl/>
-            <w:cs/>
-            <w:lang w:val="ar_AE" w:bidi="ar_AE"/>
-          </w:rPr>
-          <w:rPr>
-            <w:color w:val="0000EE"/>
-            <w:u w:val="single"/>
-          </w:rPr>
-          <w:t>تكوين 30:14–17</w:t>
-        </w:r>
-      </w:hyperlink>
+      <w:r>
+        <w:rPr>
+          <w:rtl/>
+          <w:cs/>
+          <w:lang w:val="ar_AE" w:bidi="ar_AE"/>
+        </w:rPr>
+        <w:t>تكوين 30:14–17</w:t>
+      </w:r>
       <w:r>
         <w:rPr>
           <w:rtl/>
@@ -1918,20 +1666,14 @@
         </w:rPr>
         <w:t>كانت ليئة أمًّا لسبطين مهمتين في تاريخ بني إسرائيل. سبط لاوي، وهو سبط الكهنة. وسبط يهوذا، وهو السبط الملكي، الذي جاء منه النسل الموعود يسوع المسيح (</w:t>
       </w:r>
-      <w:hyperlink r:id="rId50">
-        <w:r>
-          <w:rPr>
-            <w:rtl/>
-            <w:cs/>
-            <w:lang w:val="ar_AE" w:bidi="ar_AE"/>
-          </w:rPr>
-          <w:rPr>
-            <w:color w:val="0000EE"/>
-            <w:u w:val="single"/>
-          </w:rPr>
-          <w:t>تكوين 3:15</w:t>
-        </w:r>
-      </w:hyperlink>
+      <w:r>
+        <w:rPr>
+          <w:rtl/>
+          <w:cs/>
+          <w:lang w:val="ar_AE" w:bidi="ar_AE"/>
+        </w:rPr>
+        <w:t>تكوين 3:15</w:t>
+      </w:r>
       <w:r>
         <w:rPr>
           <w:rtl/>
@@ -1940,20 +1682,14 @@
         </w:rPr>
         <w:t xml:space="preserve">؛ </w:t>
       </w:r>
-      <w:hyperlink r:id="rId51">
-        <w:r>
-          <w:rPr>
-            <w:rtl/>
-            <w:cs/>
-            <w:lang w:val="ar_AE" w:bidi="ar_AE"/>
-          </w:rPr>
-          <w:rPr>
-            <w:color w:val="0000EE"/>
-            <w:u w:val="single"/>
-          </w:rPr>
-          <w:t>12:2–3</w:t>
-        </w:r>
-      </w:hyperlink>
+      <w:r>
+        <w:rPr>
+          <w:rtl/>
+          <w:cs/>
+          <w:lang w:val="ar_AE" w:bidi="ar_AE"/>
+        </w:rPr>
+        <w:t>12:2–3</w:t>
+      </w:r>
       <w:r>
         <w:rPr>
           <w:rtl/>
@@ -1962,20 +1698,14 @@
         </w:rPr>
         <w:t xml:space="preserve">؛ </w:t>
       </w:r>
-      <w:hyperlink r:id="rId52">
-        <w:r>
-          <w:rPr>
-            <w:rtl/>
-            <w:cs/>
-            <w:lang w:val="ar_AE" w:bidi="ar_AE"/>
-          </w:rPr>
-          <w:rPr>
-            <w:color w:val="0000EE"/>
-            <w:u w:val="single"/>
-          </w:rPr>
-          <w:t>2صموئيل 7:16</w:t>
-        </w:r>
-      </w:hyperlink>
+      <w:r>
+        <w:rPr>
+          <w:rtl/>
+          <w:cs/>
+          <w:lang w:val="ar_AE" w:bidi="ar_AE"/>
+        </w:rPr>
+        <w:t>2صموئيل 7:16</w:t>
+      </w:r>
       <w:r>
         <w:rPr>
           <w:rtl/>
@@ -1984,20 +1714,14 @@
         </w:rPr>
         <w:t xml:space="preserve">؛ </w:t>
       </w:r>
-      <w:hyperlink r:id="rId53">
-        <w:r>
-          <w:rPr>
-            <w:rtl/>
-            <w:cs/>
-            <w:lang w:val="ar_AE" w:bidi="ar_AE"/>
-          </w:rPr>
-          <w:rPr>
-            <w:color w:val="0000EE"/>
-            <w:u w:val="single"/>
-          </w:rPr>
-          <w:t>متى 1:1</w:t>
-        </w:r>
-      </w:hyperlink>
+      <w:r>
+        <w:rPr>
+          <w:rtl/>
+          <w:cs/>
+          <w:lang w:val="ar_AE" w:bidi="ar_AE"/>
+        </w:rPr>
+        <w:t>متى 1:1</w:t>
+      </w:r>
       <w:r>
         <w:rPr>
           <w:rtl/>
@@ -2039,20 +1763,14 @@
           <w:lang w:val="ar_AE" w:bidi="ar_AE"/>
         </w:rPr>
       </w:r>
-      <w:hyperlink r:id="rId54">
-        <w:r>
-          <w:rPr>
-            <w:rtl/>
-            <w:cs/>
-            <w:lang w:val="ar_AE" w:bidi="ar_AE"/>
-          </w:rPr>
-          <w:rPr>
-            <w:color w:val="0000EE"/>
-            <w:u w:val="single"/>
-          </w:rPr>
-          <w:t>تكوين 29:14–35</w:t>
-        </w:r>
-      </w:hyperlink>
+      <w:r>
+        <w:rPr>
+          <w:rtl/>
+          <w:cs/>
+          <w:lang w:val="ar_AE" w:bidi="ar_AE"/>
+        </w:rPr>
+        <w:t>تكوين 29:14–35</w:t>
+      </w:r>
       <w:r>
         <w:rPr>
           <w:rtl/>
@@ -2061,20 +1779,14 @@
         </w:rPr>
         <w:t xml:space="preserve">؛ </w:t>
       </w:r>
-      <w:hyperlink r:id="rId55">
-        <w:r>
-          <w:rPr>
-            <w:rtl/>
-            <w:cs/>
-            <w:lang w:val="ar_AE" w:bidi="ar_AE"/>
-          </w:rPr>
-          <w:rPr>
-            <w:color w:val="0000EE"/>
-            <w:u w:val="single"/>
-          </w:rPr>
-          <w:t>30:9–21</w:t>
-        </w:r>
-      </w:hyperlink>
+      <w:r>
+        <w:rPr>
+          <w:rtl/>
+          <w:cs/>
+          <w:lang w:val="ar_AE" w:bidi="ar_AE"/>
+        </w:rPr>
+        <w:t>30:9–21</w:t>
+      </w:r>
       <w:r>
         <w:rPr>
           <w:rtl/>
@@ -2083,20 +1795,14 @@
         </w:rPr>
         <w:t xml:space="preserve">؛ </w:t>
       </w:r>
-      <w:hyperlink r:id="rId56">
-        <w:r>
-          <w:rPr>
-            <w:rtl/>
-            <w:cs/>
-            <w:lang w:val="ar_AE" w:bidi="ar_AE"/>
-          </w:rPr>
-          <w:rPr>
-            <w:color w:val="0000EE"/>
-            <w:u w:val="single"/>
-          </w:rPr>
-          <w:t>31:4–16</w:t>
-        </w:r>
-      </w:hyperlink>
+      <w:r>
+        <w:rPr>
+          <w:rtl/>
+          <w:cs/>
+          <w:lang w:val="ar_AE" w:bidi="ar_AE"/>
+        </w:rPr>
+        <w:t>31:4–16</w:t>
+      </w:r>
       <w:r>
         <w:rPr>
           <w:rtl/>
@@ -2105,20 +1811,14 @@
         </w:rPr>
         <w:t xml:space="preserve">؛ </w:t>
       </w:r>
-      <w:hyperlink r:id="rId57">
-        <w:r>
-          <w:rPr>
-            <w:rtl/>
-            <w:cs/>
-            <w:lang w:val="ar_AE" w:bidi="ar_AE"/>
-          </w:rPr>
-          <w:rPr>
-            <w:color w:val="0000EE"/>
-            <w:u w:val="single"/>
-          </w:rPr>
-          <w:t>33:1–7</w:t>
-        </w:r>
-      </w:hyperlink>
+      <w:r>
+        <w:rPr>
+          <w:rtl/>
+          <w:cs/>
+          <w:lang w:val="ar_AE" w:bidi="ar_AE"/>
+        </w:rPr>
+        <w:t>33:1–7</w:t>
+      </w:r>
       <w:r>
         <w:rPr>
           <w:rtl/>
@@ -2127,20 +1827,14 @@
         </w:rPr>
         <w:t xml:space="preserve">؛ </w:t>
       </w:r>
-      <w:hyperlink r:id="rId58">
-        <w:r>
-          <w:rPr>
-            <w:rtl/>
-            <w:cs/>
-            <w:lang w:val="ar_AE" w:bidi="ar_AE"/>
-          </w:rPr>
-          <w:rPr>
-            <w:color w:val="0000EE"/>
-            <w:u w:val="single"/>
-          </w:rPr>
-          <w:t>34:1</w:t>
-        </w:r>
-      </w:hyperlink>
+      <w:r>
+        <w:rPr>
+          <w:rtl/>
+          <w:cs/>
+          <w:lang w:val="ar_AE" w:bidi="ar_AE"/>
+        </w:rPr>
+        <w:t>34:1</w:t>
+      </w:r>
       <w:r>
         <w:rPr>
           <w:rtl/>
@@ -2149,20 +1843,14 @@
         </w:rPr>
         <w:t xml:space="preserve">؛ </w:t>
       </w:r>
-      <w:hyperlink r:id="rId59">
-        <w:r>
-          <w:rPr>
-            <w:rtl/>
-            <w:cs/>
-            <w:lang w:val="ar_AE" w:bidi="ar_AE"/>
-          </w:rPr>
-          <w:rPr>
-            <w:color w:val="0000EE"/>
-            <w:u w:val="single"/>
-          </w:rPr>
-          <w:t>46:8–15</w:t>
-        </w:r>
-      </w:hyperlink>
+      <w:r>
+        <w:rPr>
+          <w:rtl/>
+          <w:cs/>
+          <w:lang w:val="ar_AE" w:bidi="ar_AE"/>
+        </w:rPr>
+        <w:t>46:8–15</w:t>
+      </w:r>
       <w:r>
         <w:rPr>
           <w:rtl/>
@@ -2171,20 +1859,14 @@
         </w:rPr>
         <w:t xml:space="preserve">؛ </w:t>
       </w:r>
-      <w:hyperlink r:id="rId60">
-        <w:r>
-          <w:rPr>
-            <w:rtl/>
-            <w:cs/>
-            <w:lang w:val="ar_AE" w:bidi="ar_AE"/>
-          </w:rPr>
-          <w:rPr>
-            <w:color w:val="0000EE"/>
-            <w:u w:val="single"/>
-          </w:rPr>
-          <w:t>49:31</w:t>
-        </w:r>
-      </w:hyperlink>
+      <w:r>
+        <w:rPr>
+          <w:rtl/>
+          <w:cs/>
+          <w:lang w:val="ar_AE" w:bidi="ar_AE"/>
+        </w:rPr>
+        <w:t>49:31</w:t>
+      </w:r>
       <w:r>
         <w:rPr>
           <w:rtl/>
@@ -2193,20 +1875,14 @@
         </w:rPr>
         <w:t xml:space="preserve">؛ </w:t>
       </w:r>
-      <w:hyperlink r:id="rId61">
-        <w:r>
-          <w:rPr>
-            <w:rtl/>
-            <w:cs/>
-            <w:lang w:val="ar_AE" w:bidi="ar_AE"/>
-          </w:rPr>
-          <w:rPr>
-            <w:color w:val="0000EE"/>
-            <w:u w:val="single"/>
-          </w:rPr>
-          <w:t>راعوث 4:11</w:t>
-        </w:r>
-      </w:hyperlink>
+      <w:r>
+        <w:rPr>
+          <w:rtl/>
+          <w:cs/>
+          <w:lang w:val="ar_AE" w:bidi="ar_AE"/>
+        </w:rPr>
+        <w:t>راعوث 4:11</w:t>
+      </w:r>
       <w:r>
         <w:rPr>
           <w:rtl/>
